--- a/spa/docx/49.content.docx
+++ b/spa/docx/49.content.docx
@@ -28,22 +28,6 @@
       </w:r>
     </w:p>
     <w:p>
-      <w:pPr>
-        <w:pStyle w:val="Heading2"/>
-      </w:pPr>
-      <w:r>
-        <w:rPr>
-          <w:lang w:val="es_ES" w:bidi="es_ES"/>
-        </w:rPr>
-        <w:t>License Information</w:t>
-      </w:r>
-      <w:r>
-        <w:rPr>
-          <w:lang w:val="es_ES" w:bidi="es_ES"/>
-        </w:rPr>
-      </w:r>
-    </w:p>
-    <w:p>
       <w:pPr/>
       <w:r>
         <w:rPr>
@@ -61,13 +45,7 @@
         <w:rPr>
           <w:lang w:val="es_ES" w:bidi="es_ES"/>
         </w:rPr>
-        <w:t xml:space="preserve"> (Spanish) is based on</w:t>
-      </w:r>
-      <w:r>
-        <w:rPr>
-          <w:lang w:val="es_ES" w:bidi="es_ES"/>
-        </w:rPr>
-        <w:t xml:space="preserve">: </w:t>
+        <w:t xml:space="preserve"> (Spanish) is based on: </w:t>
       </w:r>
       <w:r>
         <w:rPr>
@@ -188,19 +166,6 @@
       <w:pPr>
         <w:pStyle w:val="Heading2"/>
       </w:pPr>
-      <w:r>
-        <w:rPr>
-          <w:lang w:val="es_ES" w:bidi="es_ES"/>
-        </w:rPr>
-      </w:r>
-    </w:p>
-    <w:p>
-      <w:pPr/>
-      <w:r>
-        <w:rPr>
-          <w:lang w:val="es_ES" w:bidi="es_ES"/>
-        </w:rPr>
-      </w:r>
       <w:r>
         <w:rPr>
           <w:lang w:val="es_ES" w:bidi="es_ES"/>

--- a/spa/docx/49.content.docx
+++ b/spa/docx/49.content.docx
@@ -45,19 +45,7 @@
         <w:rPr>
           <w:lang w:val="es_ES" w:bidi="es_ES"/>
         </w:rPr>
-        <w:t xml:space="preserve"> (Spanish) is based on: </w:t>
-      </w:r>
-      <w:r>
-        <w:rPr>
-          <w:lang w:val="es_ES" w:bidi="es_ES"/>
-        </w:rPr>
-        <w:t>Reina Valera 1909</w:t>
-      </w:r>
-      <w:r>
-        <w:rPr>
-          <w:lang w:val="es_ES" w:bidi="es_ES"/>
-        </w:rPr>
-        <w:t xml:space="preserve">, </w:t>
+        <w:t xml:space="preserve"> © 1909 </w:t>
       </w:r>
       <w:hyperlink r:id="rId13">
         <w:r>
@@ -75,9 +63,9 @@
         <w:rPr>
           <w:lang w:val="es_ES" w:bidi="es_ES"/>
         </w:rPr>
-        <w:t xml:space="preserve">, None, which is licensed under a </w:t>
-      </w:r>
-      <w:hyperlink r:id="rId14">
+        <w:t xml:space="preserve">, licensed under a </w:t>
+      </w:r>
+      <w:hyperlink r:id="rId13">
         <w:r>
           <w:rPr>
             <w:lang w:val="es_ES" w:bidi="es_ES"/>
@@ -94,25 +82,6 @@
           <w:lang w:val="es_ES" w:bidi="es_ES"/>
         </w:rPr>
         <w:t>.</w:t>
-      </w:r>
-      <w:r>
-        <w:rPr>
-          <w:lang w:val="es_ES" w:bidi="es_ES"/>
-        </w:rPr>
-      </w:r>
-    </w:p>
-    <w:p>
-      <w:pPr/>
-      <w:r>
-        <w:rPr>
-          <w:lang w:val="es_ES" w:bidi="es_ES"/>
-        </w:rPr>
-      </w:r>
-      <w:r>
-        <w:rPr>
-          <w:lang w:val="es_ES" w:bidi="es_ES"/>
-        </w:rPr>
-        <w:t>This PDF version is provided under the same license.</w:t>
       </w:r>
       <w:r>
         <w:rPr>
@@ -212,14 +181,6 @@
       </w:pPr>
     </w:p>
     <w:p>
-      <w:pPr/>
-      <w:r>
-        <w:rPr>
-          <w:lang w:val="es_ES" w:bidi="es_ES"/>
-        </w:rPr>
-      </w:r>
-    </w:p>
-    <w:p>
       <w:pPr>
         <w:pStyle w:val="Heading2"/>
       </w:pPr>
@@ -227,7 +188,7 @@
         <w:rPr>
           <w:lang w:val="es_ES" w:bidi="es_ES"/>
         </w:rPr>
-        <w:t>Ephesians 1:1</w:t>
+        <w:t>Efesios 1:1</w:t>
       </w:r>
       <w:r>
         <w:rPr>
@@ -255,24 +216,6 @@
         </w:rPr>
         <w:t xml:space="preserve"> PABLO, apóstol de Jesucristo por la voluntad de Dios, á los santos y fieles en Cristo Jesús que están en Efeso:</w:t>
       </w:r>
-      <w:r>
-        <w:rPr>
-          <w:lang w:val="es_ES" w:bidi="es_ES"/>
-        </w:rPr>
-      </w:r>
-      <w:r>
-        <w:rPr>
-          <w:lang w:val="es_ES" w:bidi="es_ES"/>
-        </w:rPr>
-      </w:r>
-    </w:p>
-    <w:p>
-      <w:pPr/>
-      <w:r>
-        <w:rPr>
-          <w:lang w:val="es_ES" w:bidi="es_ES"/>
-        </w:rPr>
-      </w:r>
     </w:p>
     <w:p>
       <w:pPr/>
@@ -294,24 +237,6 @@
         </w:rPr>
         <w:t xml:space="preserve"> Gracia sea á vosotros, y paz de Dios Padre nuestro, y del Señor Jesucristo.</w:t>
       </w:r>
-      <w:r>
-        <w:rPr>
-          <w:lang w:val="es_ES" w:bidi="es_ES"/>
-        </w:rPr>
-      </w:r>
-      <w:r>
-        <w:rPr>
-          <w:lang w:val="es_ES" w:bidi="es_ES"/>
-        </w:rPr>
-      </w:r>
-    </w:p>
-    <w:p>
-      <w:pPr/>
-      <w:r>
-        <w:rPr>
-          <w:lang w:val="es_ES" w:bidi="es_ES"/>
-        </w:rPr>
-      </w:r>
     </w:p>
     <w:p>
       <w:pPr/>
@@ -333,24 +258,6 @@
         </w:rPr>
         <w:t xml:space="preserve"> Bendito el Dios y Padre del Señor nuestro Jesucristo, el cual nos bendijo con toda bendición espiritual en lugares celestiales en Cristo:</w:t>
       </w:r>
-      <w:r>
-        <w:rPr>
-          <w:lang w:val="es_ES" w:bidi="es_ES"/>
-        </w:rPr>
-      </w:r>
-      <w:r>
-        <w:rPr>
-          <w:lang w:val="es_ES" w:bidi="es_ES"/>
-        </w:rPr>
-      </w:r>
-    </w:p>
-    <w:p>
-      <w:pPr/>
-      <w:r>
-        <w:rPr>
-          <w:lang w:val="es_ES" w:bidi="es_ES"/>
-        </w:rPr>
-      </w:r>
     </w:p>
     <w:p>
       <w:pPr/>
@@ -372,24 +279,6 @@
         </w:rPr>
         <w:t xml:space="preserve"> Según nos escogió en él antes de la fundación del mundo, para que fuésemos santos y sin mancha delante de él en amor;</w:t>
       </w:r>
-      <w:r>
-        <w:rPr>
-          <w:lang w:val="es_ES" w:bidi="es_ES"/>
-        </w:rPr>
-      </w:r>
-      <w:r>
-        <w:rPr>
-          <w:lang w:val="es_ES" w:bidi="es_ES"/>
-        </w:rPr>
-      </w:r>
-    </w:p>
-    <w:p>
-      <w:pPr/>
-      <w:r>
-        <w:rPr>
-          <w:lang w:val="es_ES" w:bidi="es_ES"/>
-        </w:rPr>
-      </w:r>
     </w:p>
     <w:p>
       <w:pPr/>
@@ -411,24 +300,6 @@
         </w:rPr>
         <w:t xml:space="preserve"> Habiéndonos predestinado para ser adoptados hijos por Jesucristo á sí mismo, según el puro afecto de su voluntad,</w:t>
       </w:r>
-      <w:r>
-        <w:rPr>
-          <w:lang w:val="es_ES" w:bidi="es_ES"/>
-        </w:rPr>
-      </w:r>
-      <w:r>
-        <w:rPr>
-          <w:lang w:val="es_ES" w:bidi="es_ES"/>
-        </w:rPr>
-      </w:r>
-    </w:p>
-    <w:p>
-      <w:pPr/>
-      <w:r>
-        <w:rPr>
-          <w:lang w:val="es_ES" w:bidi="es_ES"/>
-        </w:rPr>
-      </w:r>
     </w:p>
     <w:p>
       <w:pPr/>
@@ -450,24 +321,6 @@
         </w:rPr>
         <w:t xml:space="preserve"> Para alabanza de la gloria de su gracia, con la cual nos hizo aceptos en el Amado:</w:t>
       </w:r>
-      <w:r>
-        <w:rPr>
-          <w:lang w:val="es_ES" w:bidi="es_ES"/>
-        </w:rPr>
-      </w:r>
-      <w:r>
-        <w:rPr>
-          <w:lang w:val="es_ES" w:bidi="es_ES"/>
-        </w:rPr>
-      </w:r>
-    </w:p>
-    <w:p>
-      <w:pPr/>
-      <w:r>
-        <w:rPr>
-          <w:lang w:val="es_ES" w:bidi="es_ES"/>
-        </w:rPr>
-      </w:r>
     </w:p>
     <w:p>
       <w:pPr/>
@@ -489,24 +342,6 @@
         </w:rPr>
         <w:t xml:space="preserve"> En el cual tenemos redención por su sangre, la remisión de pecados por las riquezas de su gracia,</w:t>
       </w:r>
-      <w:r>
-        <w:rPr>
-          <w:lang w:val="es_ES" w:bidi="es_ES"/>
-        </w:rPr>
-      </w:r>
-      <w:r>
-        <w:rPr>
-          <w:lang w:val="es_ES" w:bidi="es_ES"/>
-        </w:rPr>
-      </w:r>
-    </w:p>
-    <w:p>
-      <w:pPr/>
-      <w:r>
-        <w:rPr>
-          <w:lang w:val="es_ES" w:bidi="es_ES"/>
-        </w:rPr>
-      </w:r>
     </w:p>
     <w:p>
       <w:pPr/>
@@ -528,24 +363,6 @@
         </w:rPr>
         <w:t xml:space="preserve"> Que sobreabundó en nosotros en toda sabiduría é inteligencia;</w:t>
       </w:r>
-      <w:r>
-        <w:rPr>
-          <w:lang w:val="es_ES" w:bidi="es_ES"/>
-        </w:rPr>
-      </w:r>
-      <w:r>
-        <w:rPr>
-          <w:lang w:val="es_ES" w:bidi="es_ES"/>
-        </w:rPr>
-      </w:r>
-    </w:p>
-    <w:p>
-      <w:pPr/>
-      <w:r>
-        <w:rPr>
-          <w:lang w:val="es_ES" w:bidi="es_ES"/>
-        </w:rPr>
-      </w:r>
     </w:p>
     <w:p>
       <w:pPr/>
@@ -567,24 +384,6 @@
         </w:rPr>
         <w:t xml:space="preserve"> Descubriéndonos el misterio de su voluntad, según su beneplácito, que se había propuesto en sí mismo,</w:t>
       </w:r>
-      <w:r>
-        <w:rPr>
-          <w:lang w:val="es_ES" w:bidi="es_ES"/>
-        </w:rPr>
-      </w:r>
-      <w:r>
-        <w:rPr>
-          <w:lang w:val="es_ES" w:bidi="es_ES"/>
-        </w:rPr>
-      </w:r>
-    </w:p>
-    <w:p>
-      <w:pPr/>
-      <w:r>
-        <w:rPr>
-          <w:lang w:val="es_ES" w:bidi="es_ES"/>
-        </w:rPr>
-      </w:r>
     </w:p>
     <w:p>
       <w:pPr/>
@@ -606,24 +405,6 @@
         </w:rPr>
         <w:t xml:space="preserve"> De reunir todas las cosas en Cristo, en la dispensación del cumplimiento de los tiempos, así las que están en los cielos, como las que están en la tierra:</w:t>
       </w:r>
-      <w:r>
-        <w:rPr>
-          <w:lang w:val="es_ES" w:bidi="es_ES"/>
-        </w:rPr>
-      </w:r>
-      <w:r>
-        <w:rPr>
-          <w:lang w:val="es_ES" w:bidi="es_ES"/>
-        </w:rPr>
-      </w:r>
-    </w:p>
-    <w:p>
-      <w:pPr/>
-      <w:r>
-        <w:rPr>
-          <w:lang w:val="es_ES" w:bidi="es_ES"/>
-        </w:rPr>
-      </w:r>
     </w:p>
     <w:p>
       <w:pPr/>
@@ -645,24 +426,6 @@
         </w:rPr>
         <w:t xml:space="preserve"> En él digo, en quien asimismo tuvimos suerte, habiendo sido predestinados conforme al propósito del que hace todas las cosas según el consejo de su voluntad,</w:t>
       </w:r>
-      <w:r>
-        <w:rPr>
-          <w:lang w:val="es_ES" w:bidi="es_ES"/>
-        </w:rPr>
-      </w:r>
-      <w:r>
-        <w:rPr>
-          <w:lang w:val="es_ES" w:bidi="es_ES"/>
-        </w:rPr>
-      </w:r>
-    </w:p>
-    <w:p>
-      <w:pPr/>
-      <w:r>
-        <w:rPr>
-          <w:lang w:val="es_ES" w:bidi="es_ES"/>
-        </w:rPr>
-      </w:r>
     </w:p>
     <w:p>
       <w:pPr/>
@@ -684,24 +447,6 @@
         </w:rPr>
         <w:t xml:space="preserve"> Para que seamos para alabanza de su gloria, nosotros que antes esperamos en Cristo.</w:t>
       </w:r>
-      <w:r>
-        <w:rPr>
-          <w:lang w:val="es_ES" w:bidi="es_ES"/>
-        </w:rPr>
-      </w:r>
-      <w:r>
-        <w:rPr>
-          <w:lang w:val="es_ES" w:bidi="es_ES"/>
-        </w:rPr>
-      </w:r>
-    </w:p>
-    <w:p>
-      <w:pPr/>
-      <w:r>
-        <w:rPr>
-          <w:lang w:val="es_ES" w:bidi="es_ES"/>
-        </w:rPr>
-      </w:r>
     </w:p>
     <w:p>
       <w:pPr/>
@@ -723,24 +468,6 @@
         </w:rPr>
         <w:t xml:space="preserve"> En el cual esperasteis también vosotros en oyendo la palabra de verdad, el evangelio de vuestra salud: en el cual también desde que creísteis, fuisteis sellados con el Espíritu Santo de la promesa,</w:t>
       </w:r>
-      <w:r>
-        <w:rPr>
-          <w:lang w:val="es_ES" w:bidi="es_ES"/>
-        </w:rPr>
-      </w:r>
-      <w:r>
-        <w:rPr>
-          <w:lang w:val="es_ES" w:bidi="es_ES"/>
-        </w:rPr>
-      </w:r>
-    </w:p>
-    <w:p>
-      <w:pPr/>
-      <w:r>
-        <w:rPr>
-          <w:lang w:val="es_ES" w:bidi="es_ES"/>
-        </w:rPr>
-      </w:r>
     </w:p>
     <w:p>
       <w:pPr/>
@@ -762,24 +489,6 @@
         </w:rPr>
         <w:t xml:space="preserve"> Que es las arras de nuestra herencia, para la redención de la posesión adquirida para alabanza de su gloria.</w:t>
       </w:r>
-      <w:r>
-        <w:rPr>
-          <w:lang w:val="es_ES" w:bidi="es_ES"/>
-        </w:rPr>
-      </w:r>
-      <w:r>
-        <w:rPr>
-          <w:lang w:val="es_ES" w:bidi="es_ES"/>
-        </w:rPr>
-      </w:r>
-    </w:p>
-    <w:p>
-      <w:pPr/>
-      <w:r>
-        <w:rPr>
-          <w:lang w:val="es_ES" w:bidi="es_ES"/>
-        </w:rPr>
-      </w:r>
     </w:p>
     <w:p>
       <w:pPr/>
@@ -801,24 +510,6 @@
         </w:rPr>
         <w:t xml:space="preserve"> Por lo cual también yo, habiendo oído de vuestra fe en el Señor Jesús, y amor para con todos los santos,</w:t>
       </w:r>
-      <w:r>
-        <w:rPr>
-          <w:lang w:val="es_ES" w:bidi="es_ES"/>
-        </w:rPr>
-      </w:r>
-      <w:r>
-        <w:rPr>
-          <w:lang w:val="es_ES" w:bidi="es_ES"/>
-        </w:rPr>
-      </w:r>
-    </w:p>
-    <w:p>
-      <w:pPr/>
-      <w:r>
-        <w:rPr>
-          <w:lang w:val="es_ES" w:bidi="es_ES"/>
-        </w:rPr>
-      </w:r>
     </w:p>
     <w:p>
       <w:pPr/>
@@ -840,24 +531,6 @@
         </w:rPr>
         <w:t xml:space="preserve"> No ceso de dar gracias por vosotros, haciendo memoria de vosotros en mis oraciones;</w:t>
       </w:r>
-      <w:r>
-        <w:rPr>
-          <w:lang w:val="es_ES" w:bidi="es_ES"/>
-        </w:rPr>
-      </w:r>
-      <w:r>
-        <w:rPr>
-          <w:lang w:val="es_ES" w:bidi="es_ES"/>
-        </w:rPr>
-      </w:r>
-    </w:p>
-    <w:p>
-      <w:pPr/>
-      <w:r>
-        <w:rPr>
-          <w:lang w:val="es_ES" w:bidi="es_ES"/>
-        </w:rPr>
-      </w:r>
     </w:p>
     <w:p>
       <w:pPr/>
@@ -879,24 +552,6 @@
         </w:rPr>
         <w:t xml:space="preserve"> Que el Dios del Señor nuestro Jesucristo, el Padre de gloria, os dé espíritu de sabiduría y de revelación para su conocimiento;</w:t>
       </w:r>
-      <w:r>
-        <w:rPr>
-          <w:lang w:val="es_ES" w:bidi="es_ES"/>
-        </w:rPr>
-      </w:r>
-      <w:r>
-        <w:rPr>
-          <w:lang w:val="es_ES" w:bidi="es_ES"/>
-        </w:rPr>
-      </w:r>
-    </w:p>
-    <w:p>
-      <w:pPr/>
-      <w:r>
-        <w:rPr>
-          <w:lang w:val="es_ES" w:bidi="es_ES"/>
-        </w:rPr>
-      </w:r>
     </w:p>
     <w:p>
       <w:pPr/>
@@ -918,24 +573,6 @@
         </w:rPr>
         <w:t xml:space="preserve"> Alumbrando los ojos de vuestro entendimiento, para que sepáis cuál sea la esperanza de su vocación, y cuáles las riquezas de la gloria de su herencia en los santos,</w:t>
       </w:r>
-      <w:r>
-        <w:rPr>
-          <w:lang w:val="es_ES" w:bidi="es_ES"/>
-        </w:rPr>
-      </w:r>
-      <w:r>
-        <w:rPr>
-          <w:lang w:val="es_ES" w:bidi="es_ES"/>
-        </w:rPr>
-      </w:r>
-    </w:p>
-    <w:p>
-      <w:pPr/>
-      <w:r>
-        <w:rPr>
-          <w:lang w:val="es_ES" w:bidi="es_ES"/>
-        </w:rPr>
-      </w:r>
     </w:p>
     <w:p>
       <w:pPr/>
@@ -957,24 +594,6 @@
         </w:rPr>
         <w:t xml:space="preserve"> Y cuál aquella supereminente grandeza de su poder para con nosotros los que creemos, por la operación de la potencia de su fortaleza,</w:t>
       </w:r>
-      <w:r>
-        <w:rPr>
-          <w:lang w:val="es_ES" w:bidi="es_ES"/>
-        </w:rPr>
-      </w:r>
-      <w:r>
-        <w:rPr>
-          <w:lang w:val="es_ES" w:bidi="es_ES"/>
-        </w:rPr>
-      </w:r>
-    </w:p>
-    <w:p>
-      <w:pPr/>
-      <w:r>
-        <w:rPr>
-          <w:lang w:val="es_ES" w:bidi="es_ES"/>
-        </w:rPr>
-      </w:r>
     </w:p>
     <w:p>
       <w:pPr/>
@@ -996,24 +615,6 @@
         </w:rPr>
         <w:t xml:space="preserve"> La cual obró en Cristo, resucitándole de los muertos, y colocándole á su diestra en los cielos,</w:t>
       </w:r>
-      <w:r>
-        <w:rPr>
-          <w:lang w:val="es_ES" w:bidi="es_ES"/>
-        </w:rPr>
-      </w:r>
-      <w:r>
-        <w:rPr>
-          <w:lang w:val="es_ES" w:bidi="es_ES"/>
-        </w:rPr>
-      </w:r>
-    </w:p>
-    <w:p>
-      <w:pPr/>
-      <w:r>
-        <w:rPr>
-          <w:lang w:val="es_ES" w:bidi="es_ES"/>
-        </w:rPr>
-      </w:r>
     </w:p>
     <w:p>
       <w:pPr/>
@@ -1035,24 +636,6 @@
         </w:rPr>
         <w:t xml:space="preserve"> Sobre todo principado, y potestad, y potencia, y señorío, y todo nombre que se nombra, no sólo en este siglo, mas aun en el venidero:</w:t>
       </w:r>
-      <w:r>
-        <w:rPr>
-          <w:lang w:val="es_ES" w:bidi="es_ES"/>
-        </w:rPr>
-      </w:r>
-      <w:r>
-        <w:rPr>
-          <w:lang w:val="es_ES" w:bidi="es_ES"/>
-        </w:rPr>
-      </w:r>
-    </w:p>
-    <w:p>
-      <w:pPr/>
-      <w:r>
-        <w:rPr>
-          <w:lang w:val="es_ES" w:bidi="es_ES"/>
-        </w:rPr>
-      </w:r>
     </w:p>
     <w:p>
       <w:pPr/>
@@ -1074,24 +657,6 @@
         </w:rPr>
         <w:t xml:space="preserve"> Y sometió todas las cosas debajo de sus pies, y diólo por cabeza sobre todas las cosas á la iglesia,</w:t>
       </w:r>
-      <w:r>
-        <w:rPr>
-          <w:lang w:val="es_ES" w:bidi="es_ES"/>
-        </w:rPr>
-      </w:r>
-      <w:r>
-        <w:rPr>
-          <w:lang w:val="es_ES" w:bidi="es_ES"/>
-        </w:rPr>
-      </w:r>
-    </w:p>
-    <w:p>
-      <w:pPr/>
-      <w:r>
-        <w:rPr>
-          <w:lang w:val="es_ES" w:bidi="es_ES"/>
-        </w:rPr>
-      </w:r>
     </w:p>
     <w:p>
       <w:pPr/>
@@ -1113,24 +678,6 @@
         </w:rPr>
         <w:t xml:space="preserve"> La cual es su cuerpo, la plenitud de Aquel que hinche todas las cosas en todos.</w:t>
       </w:r>
-      <w:r>
-        <w:rPr>
-          <w:lang w:val="es_ES" w:bidi="es_ES"/>
-        </w:rPr>
-      </w:r>
-      <w:r>
-        <w:rPr>
-          <w:lang w:val="es_ES" w:bidi="es_ES"/>
-        </w:rPr>
-      </w:r>
-    </w:p>
-    <w:p>
-      <w:pPr/>
-      <w:r>
-        <w:rPr>
-          <w:lang w:val="es_ES" w:bidi="es_ES"/>
-        </w:rPr>
-      </w:r>
     </w:p>
     <w:p>
       <w:pPr>
@@ -1140,7 +687,7 @@
         <w:rPr>
           <w:lang w:val="es_ES" w:bidi="es_ES"/>
         </w:rPr>
-        <w:t>Ephesians 2:1</w:t>
+        <w:t>Efesios 2:1</w:t>
       </w:r>
       <w:r>
         <w:rPr>
@@ -1168,24 +715,6 @@
         </w:rPr>
         <w:t xml:space="preserve"> Y DE ella recibisteis vosotros, que estabais muertos en vuestros delitos y pecados,</w:t>
       </w:r>
-      <w:r>
-        <w:rPr>
-          <w:lang w:val="es_ES" w:bidi="es_ES"/>
-        </w:rPr>
-      </w:r>
-      <w:r>
-        <w:rPr>
-          <w:lang w:val="es_ES" w:bidi="es_ES"/>
-        </w:rPr>
-      </w:r>
-    </w:p>
-    <w:p>
-      <w:pPr/>
-      <w:r>
-        <w:rPr>
-          <w:lang w:val="es_ES" w:bidi="es_ES"/>
-        </w:rPr>
-      </w:r>
     </w:p>
     <w:p>
       <w:pPr/>
@@ -1207,24 +736,6 @@
         </w:rPr>
         <w:t xml:space="preserve"> En que en otro tiempo anduvisteis conforme á la condición de este mundo, conforme al príncipe de la potestad del aire, el espíritu que ahora obra en los hijos de desobediencia:</w:t>
       </w:r>
-      <w:r>
-        <w:rPr>
-          <w:lang w:val="es_ES" w:bidi="es_ES"/>
-        </w:rPr>
-      </w:r>
-      <w:r>
-        <w:rPr>
-          <w:lang w:val="es_ES" w:bidi="es_ES"/>
-        </w:rPr>
-      </w:r>
-    </w:p>
-    <w:p>
-      <w:pPr/>
-      <w:r>
-        <w:rPr>
-          <w:lang w:val="es_ES" w:bidi="es_ES"/>
-        </w:rPr>
-      </w:r>
     </w:p>
     <w:p>
       <w:pPr/>
@@ -1246,24 +757,6 @@
         </w:rPr>
         <w:t xml:space="preserve"> Entre los cuales todos nosotros también vivimos en otro tiempo en los deseos de nuestra carne, haciendo la voluntad de la carne y de los pensamientos; y éramos por naturaleza hijos de ira, también como los demás.</w:t>
       </w:r>
-      <w:r>
-        <w:rPr>
-          <w:lang w:val="es_ES" w:bidi="es_ES"/>
-        </w:rPr>
-      </w:r>
-      <w:r>
-        <w:rPr>
-          <w:lang w:val="es_ES" w:bidi="es_ES"/>
-        </w:rPr>
-      </w:r>
-    </w:p>
-    <w:p>
-      <w:pPr/>
-      <w:r>
-        <w:rPr>
-          <w:lang w:val="es_ES" w:bidi="es_ES"/>
-        </w:rPr>
-      </w:r>
     </w:p>
     <w:p>
       <w:pPr/>
@@ -1285,24 +778,6 @@
         </w:rPr>
         <w:t xml:space="preserve"> Empero Dios, que es rico en misericordia, por su mucho amor con que nos amó,</w:t>
       </w:r>
-      <w:r>
-        <w:rPr>
-          <w:lang w:val="es_ES" w:bidi="es_ES"/>
-        </w:rPr>
-      </w:r>
-      <w:r>
-        <w:rPr>
-          <w:lang w:val="es_ES" w:bidi="es_ES"/>
-        </w:rPr>
-      </w:r>
-    </w:p>
-    <w:p>
-      <w:pPr/>
-      <w:r>
-        <w:rPr>
-          <w:lang w:val="es_ES" w:bidi="es_ES"/>
-        </w:rPr>
-      </w:r>
     </w:p>
     <w:p>
       <w:pPr/>
@@ -1324,24 +799,6 @@
         </w:rPr>
         <w:t xml:space="preserve"> Aun estando nosotros muertos en pecados, nos dió vida juntamente con Cristo; por gracia sois salvos;</w:t>
       </w:r>
-      <w:r>
-        <w:rPr>
-          <w:lang w:val="es_ES" w:bidi="es_ES"/>
-        </w:rPr>
-      </w:r>
-      <w:r>
-        <w:rPr>
-          <w:lang w:val="es_ES" w:bidi="es_ES"/>
-        </w:rPr>
-      </w:r>
-    </w:p>
-    <w:p>
-      <w:pPr/>
-      <w:r>
-        <w:rPr>
-          <w:lang w:val="es_ES" w:bidi="es_ES"/>
-        </w:rPr>
-      </w:r>
     </w:p>
     <w:p>
       <w:pPr/>
@@ -1363,24 +820,6 @@
         </w:rPr>
         <w:t xml:space="preserve"> Y juntamente nos resucitó, y asimismo nos hizo sentar en los cielos con Cristo Jesús,</w:t>
       </w:r>
-      <w:r>
-        <w:rPr>
-          <w:lang w:val="es_ES" w:bidi="es_ES"/>
-        </w:rPr>
-      </w:r>
-      <w:r>
-        <w:rPr>
-          <w:lang w:val="es_ES" w:bidi="es_ES"/>
-        </w:rPr>
-      </w:r>
-    </w:p>
-    <w:p>
-      <w:pPr/>
-      <w:r>
-        <w:rPr>
-          <w:lang w:val="es_ES" w:bidi="es_ES"/>
-        </w:rPr>
-      </w:r>
     </w:p>
     <w:p>
       <w:pPr/>
@@ -1402,24 +841,6 @@
         </w:rPr>
         <w:t xml:space="preserve"> Para mostrar en los siglos venideros las abundantes riquezas de su gracia en su bondad para con nosotros en Cristo Jesús.</w:t>
       </w:r>
-      <w:r>
-        <w:rPr>
-          <w:lang w:val="es_ES" w:bidi="es_ES"/>
-        </w:rPr>
-      </w:r>
-      <w:r>
-        <w:rPr>
-          <w:lang w:val="es_ES" w:bidi="es_ES"/>
-        </w:rPr>
-      </w:r>
-    </w:p>
-    <w:p>
-      <w:pPr/>
-      <w:r>
-        <w:rPr>
-          <w:lang w:val="es_ES" w:bidi="es_ES"/>
-        </w:rPr>
-      </w:r>
     </w:p>
     <w:p>
       <w:pPr/>
@@ -1441,24 +862,6 @@
         </w:rPr>
         <w:t xml:space="preserve"> Porque por gracia sois salvos por la fe; y esto no de vosotros, pues es don de Dios:</w:t>
       </w:r>
-      <w:r>
-        <w:rPr>
-          <w:lang w:val="es_ES" w:bidi="es_ES"/>
-        </w:rPr>
-      </w:r>
-      <w:r>
-        <w:rPr>
-          <w:lang w:val="es_ES" w:bidi="es_ES"/>
-        </w:rPr>
-      </w:r>
-    </w:p>
-    <w:p>
-      <w:pPr/>
-      <w:r>
-        <w:rPr>
-          <w:lang w:val="es_ES" w:bidi="es_ES"/>
-        </w:rPr>
-      </w:r>
     </w:p>
     <w:p>
       <w:pPr/>
@@ -1480,24 +883,6 @@
         </w:rPr>
         <w:t xml:space="preserve"> No por obras, para que nadie se gloríe.</w:t>
       </w:r>
-      <w:r>
-        <w:rPr>
-          <w:lang w:val="es_ES" w:bidi="es_ES"/>
-        </w:rPr>
-      </w:r>
-      <w:r>
-        <w:rPr>
-          <w:lang w:val="es_ES" w:bidi="es_ES"/>
-        </w:rPr>
-      </w:r>
-    </w:p>
-    <w:p>
-      <w:pPr/>
-      <w:r>
-        <w:rPr>
-          <w:lang w:val="es_ES" w:bidi="es_ES"/>
-        </w:rPr>
-      </w:r>
     </w:p>
     <w:p>
       <w:pPr/>
@@ -1519,24 +904,6 @@
         </w:rPr>
         <w:t xml:space="preserve"> Porque somos hechura suya, criados en Cristo Jesús para buenas obras, las cuales Dios preparó para que anduviésemos en ellas.</w:t>
       </w:r>
-      <w:r>
-        <w:rPr>
-          <w:lang w:val="es_ES" w:bidi="es_ES"/>
-        </w:rPr>
-      </w:r>
-      <w:r>
-        <w:rPr>
-          <w:lang w:val="es_ES" w:bidi="es_ES"/>
-        </w:rPr>
-      </w:r>
-    </w:p>
-    <w:p>
-      <w:pPr/>
-      <w:r>
-        <w:rPr>
-          <w:lang w:val="es_ES" w:bidi="es_ES"/>
-        </w:rPr>
-      </w:r>
     </w:p>
     <w:p>
       <w:pPr/>
@@ -1558,24 +925,6 @@
         </w:rPr>
         <w:t xml:space="preserve"> Por tanto, acordaos que en otro tiempo vosotros los Gentiles en la carne, que erais llamados incircuncisión por la que se llama circuncisión, hecha con mano en la carne;</w:t>
       </w:r>
-      <w:r>
-        <w:rPr>
-          <w:lang w:val="es_ES" w:bidi="es_ES"/>
-        </w:rPr>
-      </w:r>
-      <w:r>
-        <w:rPr>
-          <w:lang w:val="es_ES" w:bidi="es_ES"/>
-        </w:rPr>
-      </w:r>
-    </w:p>
-    <w:p>
-      <w:pPr/>
-      <w:r>
-        <w:rPr>
-          <w:lang w:val="es_ES" w:bidi="es_ES"/>
-        </w:rPr>
-      </w:r>
     </w:p>
     <w:p>
       <w:pPr/>
@@ -1597,24 +946,6 @@
         </w:rPr>
         <w:t xml:space="preserve"> Que en aquel tiempo estabais sin Cristo, alejados de la república de Israel, y extranjeros á los pactos de la promesa, sin esperanza y sin Dios en el mundo.</w:t>
       </w:r>
-      <w:r>
-        <w:rPr>
-          <w:lang w:val="es_ES" w:bidi="es_ES"/>
-        </w:rPr>
-      </w:r>
-      <w:r>
-        <w:rPr>
-          <w:lang w:val="es_ES" w:bidi="es_ES"/>
-        </w:rPr>
-      </w:r>
-    </w:p>
-    <w:p>
-      <w:pPr/>
-      <w:r>
-        <w:rPr>
-          <w:lang w:val="es_ES" w:bidi="es_ES"/>
-        </w:rPr>
-      </w:r>
     </w:p>
     <w:p>
       <w:pPr/>
@@ -1636,24 +967,6 @@
         </w:rPr>
         <w:t xml:space="preserve"> Mas ahora en Cristo Jesús, vosotros que en otro tiempo estabais lejos, habéis sido hechos cercanos por la sangre de Cristo.</w:t>
       </w:r>
-      <w:r>
-        <w:rPr>
-          <w:lang w:val="es_ES" w:bidi="es_ES"/>
-        </w:rPr>
-      </w:r>
-      <w:r>
-        <w:rPr>
-          <w:lang w:val="es_ES" w:bidi="es_ES"/>
-        </w:rPr>
-      </w:r>
-    </w:p>
-    <w:p>
-      <w:pPr/>
-      <w:r>
-        <w:rPr>
-          <w:lang w:val="es_ES" w:bidi="es_ES"/>
-        </w:rPr>
-      </w:r>
     </w:p>
     <w:p>
       <w:pPr/>
@@ -1675,24 +988,6 @@
         </w:rPr>
         <w:t xml:space="preserve"> Porque él es nuestra paz, que de ambos hizo uno, derribando la pared intermedia de separación;</w:t>
       </w:r>
-      <w:r>
-        <w:rPr>
-          <w:lang w:val="es_ES" w:bidi="es_ES"/>
-        </w:rPr>
-      </w:r>
-      <w:r>
-        <w:rPr>
-          <w:lang w:val="es_ES" w:bidi="es_ES"/>
-        </w:rPr>
-      </w:r>
-    </w:p>
-    <w:p>
-      <w:pPr/>
-      <w:r>
-        <w:rPr>
-          <w:lang w:val="es_ES" w:bidi="es_ES"/>
-        </w:rPr>
-      </w:r>
     </w:p>
     <w:p>
       <w:pPr/>
@@ -1714,24 +1009,6 @@
         </w:rPr>
         <w:t xml:space="preserve"> Dirimiendo en su carne las enemistades, la ley de los mandamientos en orden á ritos, para edificar en sí mismo los dos en un nuevo hombre, haciendo la paz,</w:t>
       </w:r>
-      <w:r>
-        <w:rPr>
-          <w:lang w:val="es_ES" w:bidi="es_ES"/>
-        </w:rPr>
-      </w:r>
-      <w:r>
-        <w:rPr>
-          <w:lang w:val="es_ES" w:bidi="es_ES"/>
-        </w:rPr>
-      </w:r>
-    </w:p>
-    <w:p>
-      <w:pPr/>
-      <w:r>
-        <w:rPr>
-          <w:lang w:val="es_ES" w:bidi="es_ES"/>
-        </w:rPr>
-      </w:r>
     </w:p>
     <w:p>
       <w:pPr/>
@@ -1753,24 +1030,6 @@
         </w:rPr>
         <w:t xml:space="preserve"> Y reconciliar por la cruz con Dios á ambos en un mismo cuerpo, matando en ella las enemistades.</w:t>
       </w:r>
-      <w:r>
-        <w:rPr>
-          <w:lang w:val="es_ES" w:bidi="es_ES"/>
-        </w:rPr>
-      </w:r>
-      <w:r>
-        <w:rPr>
-          <w:lang w:val="es_ES" w:bidi="es_ES"/>
-        </w:rPr>
-      </w:r>
-    </w:p>
-    <w:p>
-      <w:pPr/>
-      <w:r>
-        <w:rPr>
-          <w:lang w:val="es_ES" w:bidi="es_ES"/>
-        </w:rPr>
-      </w:r>
     </w:p>
     <w:p>
       <w:pPr/>
@@ -1792,24 +1051,6 @@
         </w:rPr>
         <w:t xml:space="preserve"> Y vino, y anunció la paz á vosotros que estabais lejos, y á los que estaban cerca:</w:t>
       </w:r>
-      <w:r>
-        <w:rPr>
-          <w:lang w:val="es_ES" w:bidi="es_ES"/>
-        </w:rPr>
-      </w:r>
-      <w:r>
-        <w:rPr>
-          <w:lang w:val="es_ES" w:bidi="es_ES"/>
-        </w:rPr>
-      </w:r>
-    </w:p>
-    <w:p>
-      <w:pPr/>
-      <w:r>
-        <w:rPr>
-          <w:lang w:val="es_ES" w:bidi="es_ES"/>
-        </w:rPr>
-      </w:r>
     </w:p>
     <w:p>
       <w:pPr/>
@@ -1831,24 +1072,6 @@
         </w:rPr>
         <w:t xml:space="preserve"> Que por él los unos y los otros tenemos entrada por un mismo Espíritu al Padre.</w:t>
       </w:r>
-      <w:r>
-        <w:rPr>
-          <w:lang w:val="es_ES" w:bidi="es_ES"/>
-        </w:rPr>
-      </w:r>
-      <w:r>
-        <w:rPr>
-          <w:lang w:val="es_ES" w:bidi="es_ES"/>
-        </w:rPr>
-      </w:r>
-    </w:p>
-    <w:p>
-      <w:pPr/>
-      <w:r>
-        <w:rPr>
-          <w:lang w:val="es_ES" w:bidi="es_ES"/>
-        </w:rPr>
-      </w:r>
     </w:p>
     <w:p>
       <w:pPr/>
@@ -1870,24 +1093,6 @@
         </w:rPr>
         <w:t xml:space="preserve"> Así que ya no sois extranjeros ni advenedizos, sino juntamente ciudadanos con los santos, y domésticos de Dios;</w:t>
       </w:r>
-      <w:r>
-        <w:rPr>
-          <w:lang w:val="es_ES" w:bidi="es_ES"/>
-        </w:rPr>
-      </w:r>
-      <w:r>
-        <w:rPr>
-          <w:lang w:val="es_ES" w:bidi="es_ES"/>
-        </w:rPr>
-      </w:r>
-    </w:p>
-    <w:p>
-      <w:pPr/>
-      <w:r>
-        <w:rPr>
-          <w:lang w:val="es_ES" w:bidi="es_ES"/>
-        </w:rPr>
-      </w:r>
     </w:p>
     <w:p>
       <w:pPr/>
@@ -1909,24 +1114,6 @@
         </w:rPr>
         <w:t xml:space="preserve"> Edificados sobre el fundamento de los apóstoles y profetas, siendo la principal piedra del ángulo Jesucristo mismo;</w:t>
       </w:r>
-      <w:r>
-        <w:rPr>
-          <w:lang w:val="es_ES" w:bidi="es_ES"/>
-        </w:rPr>
-      </w:r>
-      <w:r>
-        <w:rPr>
-          <w:lang w:val="es_ES" w:bidi="es_ES"/>
-        </w:rPr>
-      </w:r>
-    </w:p>
-    <w:p>
-      <w:pPr/>
-      <w:r>
-        <w:rPr>
-          <w:lang w:val="es_ES" w:bidi="es_ES"/>
-        </w:rPr>
-      </w:r>
     </w:p>
     <w:p>
       <w:pPr/>
@@ -1948,24 +1135,6 @@
         </w:rPr>
         <w:t xml:space="preserve"> En el cual, compaginado todo el edificio, va creciendo para ser un templo santo en el Señor:</w:t>
       </w:r>
-      <w:r>
-        <w:rPr>
-          <w:lang w:val="es_ES" w:bidi="es_ES"/>
-        </w:rPr>
-      </w:r>
-      <w:r>
-        <w:rPr>
-          <w:lang w:val="es_ES" w:bidi="es_ES"/>
-        </w:rPr>
-      </w:r>
-    </w:p>
-    <w:p>
-      <w:pPr/>
-      <w:r>
-        <w:rPr>
-          <w:lang w:val="es_ES" w:bidi="es_ES"/>
-        </w:rPr>
-      </w:r>
     </w:p>
     <w:p>
       <w:pPr/>
@@ -1987,24 +1156,6 @@
         </w:rPr>
         <w:t xml:space="preserve"> En el cual vosotros también sois juntamente edificados, para morada de Dios en Espíritu.</w:t>
       </w:r>
-      <w:r>
-        <w:rPr>
-          <w:lang w:val="es_ES" w:bidi="es_ES"/>
-        </w:rPr>
-      </w:r>
-      <w:r>
-        <w:rPr>
-          <w:lang w:val="es_ES" w:bidi="es_ES"/>
-        </w:rPr>
-      </w:r>
-    </w:p>
-    <w:p>
-      <w:pPr/>
-      <w:r>
-        <w:rPr>
-          <w:lang w:val="es_ES" w:bidi="es_ES"/>
-        </w:rPr>
-      </w:r>
     </w:p>
     <w:p>
       <w:pPr>
@@ -2014,7 +1165,7 @@
         <w:rPr>
           <w:lang w:val="es_ES" w:bidi="es_ES"/>
         </w:rPr>
-        <w:t>Ephesians 3:1</w:t>
+        <w:t>Efesios 3:1</w:t>
       </w:r>
       <w:r>
         <w:rPr>
@@ -2042,24 +1193,6 @@
         </w:rPr>
         <w:t xml:space="preserve"> POR esta causa yo Pablo, prisionero de Cristo Jesús por vosotros los Gentiles,</w:t>
       </w:r>
-      <w:r>
-        <w:rPr>
-          <w:lang w:val="es_ES" w:bidi="es_ES"/>
-        </w:rPr>
-      </w:r>
-      <w:r>
-        <w:rPr>
-          <w:lang w:val="es_ES" w:bidi="es_ES"/>
-        </w:rPr>
-      </w:r>
-    </w:p>
-    <w:p>
-      <w:pPr/>
-      <w:r>
-        <w:rPr>
-          <w:lang w:val="es_ES" w:bidi="es_ES"/>
-        </w:rPr>
-      </w:r>
     </w:p>
     <w:p>
       <w:pPr/>
@@ -2081,24 +1214,6 @@
         </w:rPr>
         <w:t xml:space="preserve"> Si es que habéis oído la dispensación de la gracia de Dios que me ha sido dada para con vosotros,</w:t>
       </w:r>
-      <w:r>
-        <w:rPr>
-          <w:lang w:val="es_ES" w:bidi="es_ES"/>
-        </w:rPr>
-      </w:r>
-      <w:r>
-        <w:rPr>
-          <w:lang w:val="es_ES" w:bidi="es_ES"/>
-        </w:rPr>
-      </w:r>
-    </w:p>
-    <w:p>
-      <w:pPr/>
-      <w:r>
-        <w:rPr>
-          <w:lang w:val="es_ES" w:bidi="es_ES"/>
-        </w:rPr>
-      </w:r>
     </w:p>
     <w:p>
       <w:pPr/>
@@ -2120,24 +1235,6 @@
         </w:rPr>
         <w:t xml:space="preserve"> A saber, que por revelación me fué declarado el misterio, como antes he escrito en breve;</w:t>
       </w:r>
-      <w:r>
-        <w:rPr>
-          <w:lang w:val="es_ES" w:bidi="es_ES"/>
-        </w:rPr>
-      </w:r>
-      <w:r>
-        <w:rPr>
-          <w:lang w:val="es_ES" w:bidi="es_ES"/>
-        </w:rPr>
-      </w:r>
-    </w:p>
-    <w:p>
-      <w:pPr/>
-      <w:r>
-        <w:rPr>
-          <w:lang w:val="es_ES" w:bidi="es_ES"/>
-        </w:rPr>
-      </w:r>
     </w:p>
     <w:p>
       <w:pPr/>
@@ -2159,24 +1256,6 @@
         </w:rPr>
         <w:t xml:space="preserve"> Leyendo lo cual podéis entender cuál sea mi inteligencia en el misterio de Cristo:</w:t>
       </w:r>
-      <w:r>
-        <w:rPr>
-          <w:lang w:val="es_ES" w:bidi="es_ES"/>
-        </w:rPr>
-      </w:r>
-      <w:r>
-        <w:rPr>
-          <w:lang w:val="es_ES" w:bidi="es_ES"/>
-        </w:rPr>
-      </w:r>
-    </w:p>
-    <w:p>
-      <w:pPr/>
-      <w:r>
-        <w:rPr>
-          <w:lang w:val="es_ES" w:bidi="es_ES"/>
-        </w:rPr>
-      </w:r>
     </w:p>
     <w:p>
       <w:pPr/>
@@ -2198,24 +1277,6 @@
         </w:rPr>
         <w:t xml:space="preserve"> El cual misterio en los otros siglos no se dió á conocer á los hijos de los hombres como ahora es revelado á sus santos apóstoles y profetas en el Espíritu:</w:t>
       </w:r>
-      <w:r>
-        <w:rPr>
-          <w:lang w:val="es_ES" w:bidi="es_ES"/>
-        </w:rPr>
-      </w:r>
-      <w:r>
-        <w:rPr>
-          <w:lang w:val="es_ES" w:bidi="es_ES"/>
-        </w:rPr>
-      </w:r>
-    </w:p>
-    <w:p>
-      <w:pPr/>
-      <w:r>
-        <w:rPr>
-          <w:lang w:val="es_ES" w:bidi="es_ES"/>
-        </w:rPr>
-      </w:r>
     </w:p>
     <w:p>
       <w:pPr/>
@@ -2237,24 +1298,6 @@
         </w:rPr>
         <w:t xml:space="preserve"> Que los Gentiles sean juntamente herederos, é incorporados, y consortes de su promesa en Cristo por el evangelio:</w:t>
       </w:r>
-      <w:r>
-        <w:rPr>
-          <w:lang w:val="es_ES" w:bidi="es_ES"/>
-        </w:rPr>
-      </w:r>
-      <w:r>
-        <w:rPr>
-          <w:lang w:val="es_ES" w:bidi="es_ES"/>
-        </w:rPr>
-      </w:r>
-    </w:p>
-    <w:p>
-      <w:pPr/>
-      <w:r>
-        <w:rPr>
-          <w:lang w:val="es_ES" w:bidi="es_ES"/>
-        </w:rPr>
-      </w:r>
     </w:p>
     <w:p>
       <w:pPr/>
@@ -2276,24 +1319,6 @@
         </w:rPr>
         <w:t xml:space="preserve"> Del cual yo soy hecho ministro por el don de la gracia de Dios que me ha sido dado según la operación de su potencia.</w:t>
       </w:r>
-      <w:r>
-        <w:rPr>
-          <w:lang w:val="es_ES" w:bidi="es_ES"/>
-        </w:rPr>
-      </w:r>
-      <w:r>
-        <w:rPr>
-          <w:lang w:val="es_ES" w:bidi="es_ES"/>
-        </w:rPr>
-      </w:r>
-    </w:p>
-    <w:p>
-      <w:pPr/>
-      <w:r>
-        <w:rPr>
-          <w:lang w:val="es_ES" w:bidi="es_ES"/>
-        </w:rPr>
-      </w:r>
     </w:p>
     <w:p>
       <w:pPr/>
@@ -2315,24 +1340,6 @@
         </w:rPr>
         <w:t xml:space="preserve"> A mí, que soy menos que el más pequeño de todos los santos, es dada esta gracia de anunciar entre los Gentiles el evangelio de las inescrutables riquezas de Cristo,</w:t>
       </w:r>
-      <w:r>
-        <w:rPr>
-          <w:lang w:val="es_ES" w:bidi="es_ES"/>
-        </w:rPr>
-      </w:r>
-      <w:r>
-        <w:rPr>
-          <w:lang w:val="es_ES" w:bidi="es_ES"/>
-        </w:rPr>
-      </w:r>
-    </w:p>
-    <w:p>
-      <w:pPr/>
-      <w:r>
-        <w:rPr>
-          <w:lang w:val="es_ES" w:bidi="es_ES"/>
-        </w:rPr>
-      </w:r>
     </w:p>
     <w:p>
       <w:pPr/>
@@ -2354,24 +1361,6 @@
         </w:rPr>
         <w:t xml:space="preserve"> Y de aclarar á todos cuál sea la dispensación del misterio escondido desde los siglos en Dios, que crió todas las cosas.</w:t>
       </w:r>
-      <w:r>
-        <w:rPr>
-          <w:lang w:val="es_ES" w:bidi="es_ES"/>
-        </w:rPr>
-      </w:r>
-      <w:r>
-        <w:rPr>
-          <w:lang w:val="es_ES" w:bidi="es_ES"/>
-        </w:rPr>
-      </w:r>
-    </w:p>
-    <w:p>
-      <w:pPr/>
-      <w:r>
-        <w:rPr>
-          <w:lang w:val="es_ES" w:bidi="es_ES"/>
-        </w:rPr>
-      </w:r>
     </w:p>
     <w:p>
       <w:pPr/>
@@ -2393,24 +1382,6 @@
         </w:rPr>
         <w:t xml:space="preserve"> Para que la multiforme sabiduría de Dios sea ahora notificada por la iglesia á los principados y potestades en los cielos,</w:t>
       </w:r>
-      <w:r>
-        <w:rPr>
-          <w:lang w:val="es_ES" w:bidi="es_ES"/>
-        </w:rPr>
-      </w:r>
-      <w:r>
-        <w:rPr>
-          <w:lang w:val="es_ES" w:bidi="es_ES"/>
-        </w:rPr>
-      </w:r>
-    </w:p>
-    <w:p>
-      <w:pPr/>
-      <w:r>
-        <w:rPr>
-          <w:lang w:val="es_ES" w:bidi="es_ES"/>
-        </w:rPr>
-      </w:r>
     </w:p>
     <w:p>
       <w:pPr/>
@@ -2432,24 +1403,6 @@
         </w:rPr>
         <w:t xml:space="preserve"> Conforme á la determinación eterna, que hizo en Cristo Jesús nuestro Señor:</w:t>
       </w:r>
-      <w:r>
-        <w:rPr>
-          <w:lang w:val="es_ES" w:bidi="es_ES"/>
-        </w:rPr>
-      </w:r>
-      <w:r>
-        <w:rPr>
-          <w:lang w:val="es_ES" w:bidi="es_ES"/>
-        </w:rPr>
-      </w:r>
-    </w:p>
-    <w:p>
-      <w:pPr/>
-      <w:r>
-        <w:rPr>
-          <w:lang w:val="es_ES" w:bidi="es_ES"/>
-        </w:rPr>
-      </w:r>
     </w:p>
     <w:p>
       <w:pPr/>
@@ -2471,24 +1424,6 @@
         </w:rPr>
         <w:t xml:space="preserve"> En el cual tenemos seguridad y entrada con confianza por la fe de él.</w:t>
       </w:r>
-      <w:r>
-        <w:rPr>
-          <w:lang w:val="es_ES" w:bidi="es_ES"/>
-        </w:rPr>
-      </w:r>
-      <w:r>
-        <w:rPr>
-          <w:lang w:val="es_ES" w:bidi="es_ES"/>
-        </w:rPr>
-      </w:r>
-    </w:p>
-    <w:p>
-      <w:pPr/>
-      <w:r>
-        <w:rPr>
-          <w:lang w:val="es_ES" w:bidi="es_ES"/>
-        </w:rPr>
-      </w:r>
     </w:p>
     <w:p>
       <w:pPr/>
@@ -2510,24 +1445,6 @@
         </w:rPr>
         <w:t xml:space="preserve"> Por tanto, pido que no desmayéis á causa de mis tribulaciones por vosotros, las cuales son vuestra gloria.</w:t>
       </w:r>
-      <w:r>
-        <w:rPr>
-          <w:lang w:val="es_ES" w:bidi="es_ES"/>
-        </w:rPr>
-      </w:r>
-      <w:r>
-        <w:rPr>
-          <w:lang w:val="es_ES" w:bidi="es_ES"/>
-        </w:rPr>
-      </w:r>
-    </w:p>
-    <w:p>
-      <w:pPr/>
-      <w:r>
-        <w:rPr>
-          <w:lang w:val="es_ES" w:bidi="es_ES"/>
-        </w:rPr>
-      </w:r>
     </w:p>
     <w:p>
       <w:pPr/>
@@ -2549,24 +1466,6 @@
         </w:rPr>
         <w:t xml:space="preserve"> Por esta causa doblo mis rodillas al Padre de nuestro Señor Jesucristo,</w:t>
       </w:r>
-      <w:r>
-        <w:rPr>
-          <w:lang w:val="es_ES" w:bidi="es_ES"/>
-        </w:rPr>
-      </w:r>
-      <w:r>
-        <w:rPr>
-          <w:lang w:val="es_ES" w:bidi="es_ES"/>
-        </w:rPr>
-      </w:r>
-    </w:p>
-    <w:p>
-      <w:pPr/>
-      <w:r>
-        <w:rPr>
-          <w:lang w:val="es_ES" w:bidi="es_ES"/>
-        </w:rPr>
-      </w:r>
     </w:p>
     <w:p>
       <w:pPr/>
@@ -2588,24 +1487,6 @@
         </w:rPr>
         <w:t xml:space="preserve"> Del cual es nombrada toda la parentela en los cielos y en la tierra,</w:t>
       </w:r>
-      <w:r>
-        <w:rPr>
-          <w:lang w:val="es_ES" w:bidi="es_ES"/>
-        </w:rPr>
-      </w:r>
-      <w:r>
-        <w:rPr>
-          <w:lang w:val="es_ES" w:bidi="es_ES"/>
-        </w:rPr>
-      </w:r>
-    </w:p>
-    <w:p>
-      <w:pPr/>
-      <w:r>
-        <w:rPr>
-          <w:lang w:val="es_ES" w:bidi="es_ES"/>
-        </w:rPr>
-      </w:r>
     </w:p>
     <w:p>
       <w:pPr/>
@@ -2627,24 +1508,6 @@
         </w:rPr>
         <w:t xml:space="preserve"> Que os dé, conforme á las riquezas de su gloria, el ser corroborados con potencia en el hombre interior por su Espíritu.</w:t>
       </w:r>
-      <w:r>
-        <w:rPr>
-          <w:lang w:val="es_ES" w:bidi="es_ES"/>
-        </w:rPr>
-      </w:r>
-      <w:r>
-        <w:rPr>
-          <w:lang w:val="es_ES" w:bidi="es_ES"/>
-        </w:rPr>
-      </w:r>
-    </w:p>
-    <w:p>
-      <w:pPr/>
-      <w:r>
-        <w:rPr>
-          <w:lang w:val="es_ES" w:bidi="es_ES"/>
-        </w:rPr>
-      </w:r>
     </w:p>
     <w:p>
       <w:pPr/>
@@ -2666,24 +1529,6 @@
         </w:rPr>
         <w:t xml:space="preserve"> Que habite Cristo por la fe en vuestros corazones; para que, arraigados y fundados en amor,</w:t>
       </w:r>
-      <w:r>
-        <w:rPr>
-          <w:lang w:val="es_ES" w:bidi="es_ES"/>
-        </w:rPr>
-      </w:r>
-      <w:r>
-        <w:rPr>
-          <w:lang w:val="es_ES" w:bidi="es_ES"/>
-        </w:rPr>
-      </w:r>
-    </w:p>
-    <w:p>
-      <w:pPr/>
-      <w:r>
-        <w:rPr>
-          <w:lang w:val="es_ES" w:bidi="es_ES"/>
-        </w:rPr>
-      </w:r>
     </w:p>
     <w:p>
       <w:pPr/>
@@ -2705,24 +1550,6 @@
         </w:rPr>
         <w:t xml:space="preserve"> Podáis bien comprender con todos los santos cuál sea la anchura y la longura y la profundidad y la altura,</w:t>
       </w:r>
-      <w:r>
-        <w:rPr>
-          <w:lang w:val="es_ES" w:bidi="es_ES"/>
-        </w:rPr>
-      </w:r>
-      <w:r>
-        <w:rPr>
-          <w:lang w:val="es_ES" w:bidi="es_ES"/>
-        </w:rPr>
-      </w:r>
-    </w:p>
-    <w:p>
-      <w:pPr/>
-      <w:r>
-        <w:rPr>
-          <w:lang w:val="es_ES" w:bidi="es_ES"/>
-        </w:rPr>
-      </w:r>
     </w:p>
     <w:p>
       <w:pPr/>
@@ -2744,24 +1571,6 @@
         </w:rPr>
         <w:t xml:space="preserve"> Y conocer el amor de Cristo, que excede á todo conocimiento, para que seáis llenos de toda la plenitud de Dios.</w:t>
       </w:r>
-      <w:r>
-        <w:rPr>
-          <w:lang w:val="es_ES" w:bidi="es_ES"/>
-        </w:rPr>
-      </w:r>
-      <w:r>
-        <w:rPr>
-          <w:lang w:val="es_ES" w:bidi="es_ES"/>
-        </w:rPr>
-      </w:r>
-    </w:p>
-    <w:p>
-      <w:pPr/>
-      <w:r>
-        <w:rPr>
-          <w:lang w:val="es_ES" w:bidi="es_ES"/>
-        </w:rPr>
-      </w:r>
     </w:p>
     <w:p>
       <w:pPr/>
@@ -2783,24 +1592,6 @@
         </w:rPr>
         <w:t xml:space="preserve"> Y á Aquel que es poderoso para hacer todas las cosas mucho más abundantemente de lo que pedimos ó entendemos, por la potencia que obra en nosotros,</w:t>
       </w:r>
-      <w:r>
-        <w:rPr>
-          <w:lang w:val="es_ES" w:bidi="es_ES"/>
-        </w:rPr>
-      </w:r>
-      <w:r>
-        <w:rPr>
-          <w:lang w:val="es_ES" w:bidi="es_ES"/>
-        </w:rPr>
-      </w:r>
-    </w:p>
-    <w:p>
-      <w:pPr/>
-      <w:r>
-        <w:rPr>
-          <w:lang w:val="es_ES" w:bidi="es_ES"/>
-        </w:rPr>
-      </w:r>
     </w:p>
     <w:p>
       <w:pPr/>
@@ -2822,24 +1613,6 @@
         </w:rPr>
         <w:t xml:space="preserve"> A él sea gloria en la iglesia por Cristo Jesús, por todas edades del siglo de los siglos. Amén.</w:t>
       </w:r>
-      <w:r>
-        <w:rPr>
-          <w:lang w:val="es_ES" w:bidi="es_ES"/>
-        </w:rPr>
-      </w:r>
-      <w:r>
-        <w:rPr>
-          <w:lang w:val="es_ES" w:bidi="es_ES"/>
-        </w:rPr>
-      </w:r>
-    </w:p>
-    <w:p>
-      <w:pPr/>
-      <w:r>
-        <w:rPr>
-          <w:lang w:val="es_ES" w:bidi="es_ES"/>
-        </w:rPr>
-      </w:r>
     </w:p>
     <w:p>
       <w:pPr>
@@ -2849,7 +1622,7 @@
         <w:rPr>
           <w:lang w:val="es_ES" w:bidi="es_ES"/>
         </w:rPr>
-        <w:t>Ephesians 4:1</w:t>
+        <w:t>Efesios 4:1</w:t>
       </w:r>
       <w:r>
         <w:rPr>
@@ -2877,24 +1650,6 @@
         </w:rPr>
         <w:t xml:space="preserve"> YO pues, preso en el Señor, os ruego que andéis como es digno de la vocación con que sois llamados;</w:t>
       </w:r>
-      <w:r>
-        <w:rPr>
-          <w:lang w:val="es_ES" w:bidi="es_ES"/>
-        </w:rPr>
-      </w:r>
-      <w:r>
-        <w:rPr>
-          <w:lang w:val="es_ES" w:bidi="es_ES"/>
-        </w:rPr>
-      </w:r>
-    </w:p>
-    <w:p>
-      <w:pPr/>
-      <w:r>
-        <w:rPr>
-          <w:lang w:val="es_ES" w:bidi="es_ES"/>
-        </w:rPr>
-      </w:r>
     </w:p>
     <w:p>
       <w:pPr/>
@@ -2916,24 +1671,6 @@
         </w:rPr>
         <w:t xml:space="preserve"> Con toda humildad y mansedumbre, con paciencia soportando los unos á los otros en amor;</w:t>
       </w:r>
-      <w:r>
-        <w:rPr>
-          <w:lang w:val="es_ES" w:bidi="es_ES"/>
-        </w:rPr>
-      </w:r>
-      <w:r>
-        <w:rPr>
-          <w:lang w:val="es_ES" w:bidi="es_ES"/>
-        </w:rPr>
-      </w:r>
-    </w:p>
-    <w:p>
-      <w:pPr/>
-      <w:r>
-        <w:rPr>
-          <w:lang w:val="es_ES" w:bidi="es_ES"/>
-        </w:rPr>
-      </w:r>
     </w:p>
     <w:p>
       <w:pPr/>
@@ -2955,24 +1692,6 @@
         </w:rPr>
         <w:t xml:space="preserve"> Solícitos á guardar la unidad del Espíritu en el vínculo de la paz.</w:t>
       </w:r>
-      <w:r>
-        <w:rPr>
-          <w:lang w:val="es_ES" w:bidi="es_ES"/>
-        </w:rPr>
-      </w:r>
-      <w:r>
-        <w:rPr>
-          <w:lang w:val="es_ES" w:bidi="es_ES"/>
-        </w:rPr>
-      </w:r>
-    </w:p>
-    <w:p>
-      <w:pPr/>
-      <w:r>
-        <w:rPr>
-          <w:lang w:val="es_ES" w:bidi="es_ES"/>
-        </w:rPr>
-      </w:r>
     </w:p>
     <w:p>
       <w:pPr/>
@@ -2994,24 +1713,6 @@
         </w:rPr>
         <w:t xml:space="preserve"> Un cuerpo, y un Espíritu; como sois también llamados á una misma esperanza de vuestra vocación:</w:t>
       </w:r>
-      <w:r>
-        <w:rPr>
-          <w:lang w:val="es_ES" w:bidi="es_ES"/>
-        </w:rPr>
-      </w:r>
-      <w:r>
-        <w:rPr>
-          <w:lang w:val="es_ES" w:bidi="es_ES"/>
-        </w:rPr>
-      </w:r>
-    </w:p>
-    <w:p>
-      <w:pPr/>
-      <w:r>
-        <w:rPr>
-          <w:lang w:val="es_ES" w:bidi="es_ES"/>
-        </w:rPr>
-      </w:r>
     </w:p>
     <w:p>
       <w:pPr/>
@@ -3033,24 +1734,6 @@
         </w:rPr>
         <w:t xml:space="preserve"> Un Señor, una fe, un bautismo,</w:t>
       </w:r>
-      <w:r>
-        <w:rPr>
-          <w:lang w:val="es_ES" w:bidi="es_ES"/>
-        </w:rPr>
-      </w:r>
-      <w:r>
-        <w:rPr>
-          <w:lang w:val="es_ES" w:bidi="es_ES"/>
-        </w:rPr>
-      </w:r>
-    </w:p>
-    <w:p>
-      <w:pPr/>
-      <w:r>
-        <w:rPr>
-          <w:lang w:val="es_ES" w:bidi="es_ES"/>
-        </w:rPr>
-      </w:r>
     </w:p>
     <w:p>
       <w:pPr/>
@@ -3072,24 +1755,6 @@
         </w:rPr>
         <w:t xml:space="preserve"> Un Dios y Padre de todos, el cual es sobre todas las cosas, y por todas las cosas, y en todos vosotros.</w:t>
       </w:r>
-      <w:r>
-        <w:rPr>
-          <w:lang w:val="es_ES" w:bidi="es_ES"/>
-        </w:rPr>
-      </w:r>
-      <w:r>
-        <w:rPr>
-          <w:lang w:val="es_ES" w:bidi="es_ES"/>
-        </w:rPr>
-      </w:r>
-    </w:p>
-    <w:p>
-      <w:pPr/>
-      <w:r>
-        <w:rPr>
-          <w:lang w:val="es_ES" w:bidi="es_ES"/>
-        </w:rPr>
-      </w:r>
     </w:p>
     <w:p>
       <w:pPr/>
@@ -3111,24 +1776,6 @@
         </w:rPr>
         <w:t xml:space="preserve"> Empero á cada uno de nosotros es dada la gracia conforme á la medida del don de Cristo.</w:t>
       </w:r>
-      <w:r>
-        <w:rPr>
-          <w:lang w:val="es_ES" w:bidi="es_ES"/>
-        </w:rPr>
-      </w:r>
-      <w:r>
-        <w:rPr>
-          <w:lang w:val="es_ES" w:bidi="es_ES"/>
-        </w:rPr>
-      </w:r>
-    </w:p>
-    <w:p>
-      <w:pPr/>
-      <w:r>
-        <w:rPr>
-          <w:lang w:val="es_ES" w:bidi="es_ES"/>
-        </w:rPr>
-      </w:r>
     </w:p>
     <w:p>
       <w:pPr/>
@@ -3150,24 +1797,6 @@
         </w:rPr>
         <w:t xml:space="preserve"> Por lo cual dice: Subiendo á lo alto, llevó cautiva la cautividad, y dió dones á los hombres.</w:t>
       </w:r>
-      <w:r>
-        <w:rPr>
-          <w:lang w:val="es_ES" w:bidi="es_ES"/>
-        </w:rPr>
-      </w:r>
-      <w:r>
-        <w:rPr>
-          <w:lang w:val="es_ES" w:bidi="es_ES"/>
-        </w:rPr>
-      </w:r>
-    </w:p>
-    <w:p>
-      <w:pPr/>
-      <w:r>
-        <w:rPr>
-          <w:lang w:val="es_ES" w:bidi="es_ES"/>
-        </w:rPr>
-      </w:r>
     </w:p>
     <w:p>
       <w:pPr/>
@@ -3189,24 +1818,6 @@
         </w:rPr>
         <w:t xml:space="preserve"> (Y que subió, ¿qué es, sino que también había descendido primero á las partes más bajas de la tierra?</w:t>
       </w:r>
-      <w:r>
-        <w:rPr>
-          <w:lang w:val="es_ES" w:bidi="es_ES"/>
-        </w:rPr>
-      </w:r>
-      <w:r>
-        <w:rPr>
-          <w:lang w:val="es_ES" w:bidi="es_ES"/>
-        </w:rPr>
-      </w:r>
-    </w:p>
-    <w:p>
-      <w:pPr/>
-      <w:r>
-        <w:rPr>
-          <w:lang w:val="es_ES" w:bidi="es_ES"/>
-        </w:rPr>
-      </w:r>
     </w:p>
     <w:p>
       <w:pPr/>
@@ -3228,24 +1839,6 @@
         </w:rPr>
         <w:t xml:space="preserve"> El que descendió, él mismo es el que también subió sobre todos los cielos para cumplir todas las cosas.)</w:t>
       </w:r>
-      <w:r>
-        <w:rPr>
-          <w:lang w:val="es_ES" w:bidi="es_ES"/>
-        </w:rPr>
-      </w:r>
-      <w:r>
-        <w:rPr>
-          <w:lang w:val="es_ES" w:bidi="es_ES"/>
-        </w:rPr>
-      </w:r>
-    </w:p>
-    <w:p>
-      <w:pPr/>
-      <w:r>
-        <w:rPr>
-          <w:lang w:val="es_ES" w:bidi="es_ES"/>
-        </w:rPr>
-      </w:r>
     </w:p>
     <w:p>
       <w:pPr/>
@@ -3267,24 +1860,6 @@
         </w:rPr>
         <w:t xml:space="preserve"> Y él mismo dió unos, ciertamente apóstoles; y otros, profetas; y otros, evangelistas; y otros, pastores y doctores;</w:t>
       </w:r>
-      <w:r>
-        <w:rPr>
-          <w:lang w:val="es_ES" w:bidi="es_ES"/>
-        </w:rPr>
-      </w:r>
-      <w:r>
-        <w:rPr>
-          <w:lang w:val="es_ES" w:bidi="es_ES"/>
-        </w:rPr>
-      </w:r>
-    </w:p>
-    <w:p>
-      <w:pPr/>
-      <w:r>
-        <w:rPr>
-          <w:lang w:val="es_ES" w:bidi="es_ES"/>
-        </w:rPr>
-      </w:r>
     </w:p>
     <w:p>
       <w:pPr/>
@@ -3306,24 +1881,6 @@
         </w:rPr>
         <w:t xml:space="preserve"> Para perfección de los santos, para la obra del ministerio, para edificación del cuerpo de Cristo;</w:t>
       </w:r>
-      <w:r>
-        <w:rPr>
-          <w:lang w:val="es_ES" w:bidi="es_ES"/>
-        </w:rPr>
-      </w:r>
-      <w:r>
-        <w:rPr>
-          <w:lang w:val="es_ES" w:bidi="es_ES"/>
-        </w:rPr>
-      </w:r>
-    </w:p>
-    <w:p>
-      <w:pPr/>
-      <w:r>
-        <w:rPr>
-          <w:lang w:val="es_ES" w:bidi="es_ES"/>
-        </w:rPr>
-      </w:r>
     </w:p>
     <w:p>
       <w:pPr/>
@@ -3345,24 +1902,6 @@
         </w:rPr>
         <w:t xml:space="preserve"> Hasta que todos lleguemos á la unidad de la fe y del conocimiento del Hijo de Dios, á un varón perfecto, á la medida de la edad de la plenitud de Cristo:</w:t>
       </w:r>
-      <w:r>
-        <w:rPr>
-          <w:lang w:val="es_ES" w:bidi="es_ES"/>
-        </w:rPr>
-      </w:r>
-      <w:r>
-        <w:rPr>
-          <w:lang w:val="es_ES" w:bidi="es_ES"/>
-        </w:rPr>
-      </w:r>
-    </w:p>
-    <w:p>
-      <w:pPr/>
-      <w:r>
-        <w:rPr>
-          <w:lang w:val="es_ES" w:bidi="es_ES"/>
-        </w:rPr>
-      </w:r>
     </w:p>
     <w:p>
       <w:pPr/>
@@ -3384,24 +1923,6 @@
         </w:rPr>
         <w:t xml:space="preserve"> Que ya no seamos niños fluctuantes, y llevados por doquiera de todo viento de doctrina, por estratagema de hombres que, para engañar, emplean con astucia los artificios del error:</w:t>
       </w:r>
-      <w:r>
-        <w:rPr>
-          <w:lang w:val="es_ES" w:bidi="es_ES"/>
-        </w:rPr>
-      </w:r>
-      <w:r>
-        <w:rPr>
-          <w:lang w:val="es_ES" w:bidi="es_ES"/>
-        </w:rPr>
-      </w:r>
-    </w:p>
-    <w:p>
-      <w:pPr/>
-      <w:r>
-        <w:rPr>
-          <w:lang w:val="es_ES" w:bidi="es_ES"/>
-        </w:rPr>
-      </w:r>
     </w:p>
     <w:p>
       <w:pPr/>
@@ -3423,24 +1944,6 @@
         </w:rPr>
         <w:t xml:space="preserve"> Antes siguiendo la verdad en amor, crezcamos en todas cosas en aquel que es la cabeza, á saber, Cristo;</w:t>
       </w:r>
-      <w:r>
-        <w:rPr>
-          <w:lang w:val="es_ES" w:bidi="es_ES"/>
-        </w:rPr>
-      </w:r>
-      <w:r>
-        <w:rPr>
-          <w:lang w:val="es_ES" w:bidi="es_ES"/>
-        </w:rPr>
-      </w:r>
-    </w:p>
-    <w:p>
-      <w:pPr/>
-      <w:r>
-        <w:rPr>
-          <w:lang w:val="es_ES" w:bidi="es_ES"/>
-        </w:rPr>
-      </w:r>
     </w:p>
     <w:p>
       <w:pPr/>
@@ -3462,24 +1965,6 @@
         </w:rPr>
         <w:t xml:space="preserve"> Del cual, todo el cuerpo compuesto y bien ligado entre sí por todas las junturas de su alimento, que recibe según la operación, cada miembro conforme á su medida toma aumento de cuerpo edificándose en amor.</w:t>
       </w:r>
-      <w:r>
-        <w:rPr>
-          <w:lang w:val="es_ES" w:bidi="es_ES"/>
-        </w:rPr>
-      </w:r>
-      <w:r>
-        <w:rPr>
-          <w:lang w:val="es_ES" w:bidi="es_ES"/>
-        </w:rPr>
-      </w:r>
-    </w:p>
-    <w:p>
-      <w:pPr/>
-      <w:r>
-        <w:rPr>
-          <w:lang w:val="es_ES" w:bidi="es_ES"/>
-        </w:rPr>
-      </w:r>
     </w:p>
     <w:p>
       <w:pPr/>
@@ -3501,24 +1986,6 @@
         </w:rPr>
         <w:t xml:space="preserve"> Esto pues digo, y requiero en el Señor, que no andéis más como los otros Gentiles, que andan en la vanidad de su sentido,</w:t>
       </w:r>
-      <w:r>
-        <w:rPr>
-          <w:lang w:val="es_ES" w:bidi="es_ES"/>
-        </w:rPr>
-      </w:r>
-      <w:r>
-        <w:rPr>
-          <w:lang w:val="es_ES" w:bidi="es_ES"/>
-        </w:rPr>
-      </w:r>
-    </w:p>
-    <w:p>
-      <w:pPr/>
-      <w:r>
-        <w:rPr>
-          <w:lang w:val="es_ES" w:bidi="es_ES"/>
-        </w:rPr>
-      </w:r>
     </w:p>
     <w:p>
       <w:pPr/>
@@ -3540,24 +2007,6 @@
         </w:rPr>
         <w:t xml:space="preserve"> Teniendo el entendimiento entenebrecido, ajenos de la vida de Dios por la ignorancia que en ellos hay, por la dureza de su corazón:</w:t>
       </w:r>
-      <w:r>
-        <w:rPr>
-          <w:lang w:val="es_ES" w:bidi="es_ES"/>
-        </w:rPr>
-      </w:r>
-      <w:r>
-        <w:rPr>
-          <w:lang w:val="es_ES" w:bidi="es_ES"/>
-        </w:rPr>
-      </w:r>
-    </w:p>
-    <w:p>
-      <w:pPr/>
-      <w:r>
-        <w:rPr>
-          <w:lang w:val="es_ES" w:bidi="es_ES"/>
-        </w:rPr>
-      </w:r>
     </w:p>
     <w:p>
       <w:pPr/>
@@ -3579,24 +2028,6 @@
         </w:rPr>
         <w:t xml:space="preserve"> Los cuales después que perdieron el sentido de la conciencia, se entregaron á la desvergüenza para cometer con avidez toda suerte de impureza.</w:t>
       </w:r>
-      <w:r>
-        <w:rPr>
-          <w:lang w:val="es_ES" w:bidi="es_ES"/>
-        </w:rPr>
-      </w:r>
-      <w:r>
-        <w:rPr>
-          <w:lang w:val="es_ES" w:bidi="es_ES"/>
-        </w:rPr>
-      </w:r>
-    </w:p>
-    <w:p>
-      <w:pPr/>
-      <w:r>
-        <w:rPr>
-          <w:lang w:val="es_ES" w:bidi="es_ES"/>
-        </w:rPr>
-      </w:r>
     </w:p>
     <w:p>
       <w:pPr/>
@@ -3618,24 +2049,6 @@
         </w:rPr>
         <w:t xml:space="preserve"> Mas vosotros no habéis aprendido así á Cristo:</w:t>
       </w:r>
-      <w:r>
-        <w:rPr>
-          <w:lang w:val="es_ES" w:bidi="es_ES"/>
-        </w:rPr>
-      </w:r>
-      <w:r>
-        <w:rPr>
-          <w:lang w:val="es_ES" w:bidi="es_ES"/>
-        </w:rPr>
-      </w:r>
-    </w:p>
-    <w:p>
-      <w:pPr/>
-      <w:r>
-        <w:rPr>
-          <w:lang w:val="es_ES" w:bidi="es_ES"/>
-        </w:rPr>
-      </w:r>
     </w:p>
     <w:p>
       <w:pPr/>
@@ -3657,24 +2070,6 @@
         </w:rPr>
         <w:t xml:space="preserve"> Si empero lo habéis oído, y habéis sido por él enseñados, como la verdad está en Jesús,</w:t>
       </w:r>
-      <w:r>
-        <w:rPr>
-          <w:lang w:val="es_ES" w:bidi="es_ES"/>
-        </w:rPr>
-      </w:r>
-      <w:r>
-        <w:rPr>
-          <w:lang w:val="es_ES" w:bidi="es_ES"/>
-        </w:rPr>
-      </w:r>
-    </w:p>
-    <w:p>
-      <w:pPr/>
-      <w:r>
-        <w:rPr>
-          <w:lang w:val="es_ES" w:bidi="es_ES"/>
-        </w:rPr>
-      </w:r>
     </w:p>
     <w:p>
       <w:pPr/>
@@ -3696,24 +2091,6 @@
         </w:rPr>
         <w:t xml:space="preserve"> A que dejéis, cuanto á la pasada manera de vivir, el viejo hombre que está viciado conforme á los deseos de error;</w:t>
       </w:r>
-      <w:r>
-        <w:rPr>
-          <w:lang w:val="es_ES" w:bidi="es_ES"/>
-        </w:rPr>
-      </w:r>
-      <w:r>
-        <w:rPr>
-          <w:lang w:val="es_ES" w:bidi="es_ES"/>
-        </w:rPr>
-      </w:r>
-    </w:p>
-    <w:p>
-      <w:pPr/>
-      <w:r>
-        <w:rPr>
-          <w:lang w:val="es_ES" w:bidi="es_ES"/>
-        </w:rPr>
-      </w:r>
     </w:p>
     <w:p>
       <w:pPr/>
@@ -3735,24 +2112,6 @@
         </w:rPr>
         <w:t xml:space="preserve"> Y á renovaros en el espíritu de vuestra mente,</w:t>
       </w:r>
-      <w:r>
-        <w:rPr>
-          <w:lang w:val="es_ES" w:bidi="es_ES"/>
-        </w:rPr>
-      </w:r>
-      <w:r>
-        <w:rPr>
-          <w:lang w:val="es_ES" w:bidi="es_ES"/>
-        </w:rPr>
-      </w:r>
-    </w:p>
-    <w:p>
-      <w:pPr/>
-      <w:r>
-        <w:rPr>
-          <w:lang w:val="es_ES" w:bidi="es_ES"/>
-        </w:rPr>
-      </w:r>
     </w:p>
     <w:p>
       <w:pPr/>
@@ -3774,24 +2133,6 @@
         </w:rPr>
         <w:t xml:space="preserve"> Y vestir el nuevo hombre que es criado conforme á Dios en justicia y en santidad de verdad.</w:t>
       </w:r>
-      <w:r>
-        <w:rPr>
-          <w:lang w:val="es_ES" w:bidi="es_ES"/>
-        </w:rPr>
-      </w:r>
-      <w:r>
-        <w:rPr>
-          <w:lang w:val="es_ES" w:bidi="es_ES"/>
-        </w:rPr>
-      </w:r>
-    </w:p>
-    <w:p>
-      <w:pPr/>
-      <w:r>
-        <w:rPr>
-          <w:lang w:val="es_ES" w:bidi="es_ES"/>
-        </w:rPr>
-      </w:r>
     </w:p>
     <w:p>
       <w:pPr/>
@@ -3813,24 +2154,6 @@
         </w:rPr>
         <w:t xml:space="preserve"> Por lo cual, dejada la mentira, hablad verdad cada uno con su prójimo; porque somos miembros los unos de los otros.</w:t>
       </w:r>
-      <w:r>
-        <w:rPr>
-          <w:lang w:val="es_ES" w:bidi="es_ES"/>
-        </w:rPr>
-      </w:r>
-      <w:r>
-        <w:rPr>
-          <w:lang w:val="es_ES" w:bidi="es_ES"/>
-        </w:rPr>
-      </w:r>
-    </w:p>
-    <w:p>
-      <w:pPr/>
-      <w:r>
-        <w:rPr>
-          <w:lang w:val="es_ES" w:bidi="es_ES"/>
-        </w:rPr>
-      </w:r>
     </w:p>
     <w:p>
       <w:pPr/>
@@ -3852,24 +2175,6 @@
         </w:rPr>
         <w:t xml:space="preserve"> Airaos, y no pequéis; no se ponga el sol sobre vuestro enojo;</w:t>
       </w:r>
-      <w:r>
-        <w:rPr>
-          <w:lang w:val="es_ES" w:bidi="es_ES"/>
-        </w:rPr>
-      </w:r>
-      <w:r>
-        <w:rPr>
-          <w:lang w:val="es_ES" w:bidi="es_ES"/>
-        </w:rPr>
-      </w:r>
-    </w:p>
-    <w:p>
-      <w:pPr/>
-      <w:r>
-        <w:rPr>
-          <w:lang w:val="es_ES" w:bidi="es_ES"/>
-        </w:rPr>
-      </w:r>
     </w:p>
     <w:p>
       <w:pPr/>
@@ -3891,24 +2196,6 @@
         </w:rPr>
         <w:t xml:space="preserve"> Ni deis lugar al diablo.</w:t>
       </w:r>
-      <w:r>
-        <w:rPr>
-          <w:lang w:val="es_ES" w:bidi="es_ES"/>
-        </w:rPr>
-      </w:r>
-      <w:r>
-        <w:rPr>
-          <w:lang w:val="es_ES" w:bidi="es_ES"/>
-        </w:rPr>
-      </w:r>
-    </w:p>
-    <w:p>
-      <w:pPr/>
-      <w:r>
-        <w:rPr>
-          <w:lang w:val="es_ES" w:bidi="es_ES"/>
-        </w:rPr>
-      </w:r>
     </w:p>
     <w:p>
       <w:pPr/>
@@ -3930,24 +2217,6 @@
         </w:rPr>
         <w:t xml:space="preserve"> El que hurtaba, no hurte más; antes trabaje, obrando con sus manos lo que es bueno, para que tenga de qué dar al que padeciere necesidad.</w:t>
       </w:r>
-      <w:r>
-        <w:rPr>
-          <w:lang w:val="es_ES" w:bidi="es_ES"/>
-        </w:rPr>
-      </w:r>
-      <w:r>
-        <w:rPr>
-          <w:lang w:val="es_ES" w:bidi="es_ES"/>
-        </w:rPr>
-      </w:r>
-    </w:p>
-    <w:p>
-      <w:pPr/>
-      <w:r>
-        <w:rPr>
-          <w:lang w:val="es_ES" w:bidi="es_ES"/>
-        </w:rPr>
-      </w:r>
     </w:p>
     <w:p>
       <w:pPr/>
@@ -3969,24 +2238,6 @@
         </w:rPr>
         <w:t xml:space="preserve"> Ninguna palabra torpe salga de vuestra boca, sino la que sea buena para edificación, para que dé gracia á los oyentes.</w:t>
       </w:r>
-      <w:r>
-        <w:rPr>
-          <w:lang w:val="es_ES" w:bidi="es_ES"/>
-        </w:rPr>
-      </w:r>
-      <w:r>
-        <w:rPr>
-          <w:lang w:val="es_ES" w:bidi="es_ES"/>
-        </w:rPr>
-      </w:r>
-    </w:p>
-    <w:p>
-      <w:pPr/>
-      <w:r>
-        <w:rPr>
-          <w:lang w:val="es_ES" w:bidi="es_ES"/>
-        </w:rPr>
-      </w:r>
     </w:p>
     <w:p>
       <w:pPr/>
@@ -4008,24 +2259,6 @@
         </w:rPr>
         <w:t xml:space="preserve"> Y no contristéis al Espíritu Santo de Dios, con el cual estáis sellados para el día de la redención.</w:t>
       </w:r>
-      <w:r>
-        <w:rPr>
-          <w:lang w:val="es_ES" w:bidi="es_ES"/>
-        </w:rPr>
-      </w:r>
-      <w:r>
-        <w:rPr>
-          <w:lang w:val="es_ES" w:bidi="es_ES"/>
-        </w:rPr>
-      </w:r>
-    </w:p>
-    <w:p>
-      <w:pPr/>
-      <w:r>
-        <w:rPr>
-          <w:lang w:val="es_ES" w:bidi="es_ES"/>
-        </w:rPr>
-      </w:r>
     </w:p>
     <w:p>
       <w:pPr/>
@@ -4047,24 +2280,6 @@
         </w:rPr>
         <w:t xml:space="preserve"> Toda amargura, y enojo, é ira, y voces, y maledicencia sea quitada de vosotros, y toda malicia:</w:t>
       </w:r>
-      <w:r>
-        <w:rPr>
-          <w:lang w:val="es_ES" w:bidi="es_ES"/>
-        </w:rPr>
-      </w:r>
-      <w:r>
-        <w:rPr>
-          <w:lang w:val="es_ES" w:bidi="es_ES"/>
-        </w:rPr>
-      </w:r>
-    </w:p>
-    <w:p>
-      <w:pPr/>
-      <w:r>
-        <w:rPr>
-          <w:lang w:val="es_ES" w:bidi="es_ES"/>
-        </w:rPr>
-      </w:r>
     </w:p>
     <w:p>
       <w:pPr/>
@@ -4086,24 +2301,6 @@
         </w:rPr>
         <w:t xml:space="preserve"> Antes sed los unos con los otros benignos, misericordiosos, perdonándoos los unos á los otros, como también Dios os perdonó en Cristo.</w:t>
       </w:r>
-      <w:r>
-        <w:rPr>
-          <w:lang w:val="es_ES" w:bidi="es_ES"/>
-        </w:rPr>
-      </w:r>
-      <w:r>
-        <w:rPr>
-          <w:lang w:val="es_ES" w:bidi="es_ES"/>
-        </w:rPr>
-      </w:r>
-    </w:p>
-    <w:p>
-      <w:pPr/>
-      <w:r>
-        <w:rPr>
-          <w:lang w:val="es_ES" w:bidi="es_ES"/>
-        </w:rPr>
-      </w:r>
     </w:p>
     <w:p>
       <w:pPr>
@@ -4113,7 +2310,7 @@
         <w:rPr>
           <w:lang w:val="es_ES" w:bidi="es_ES"/>
         </w:rPr>
-        <w:t>Ephesians 5:1</w:t>
+        <w:t>Efesios 5:1</w:t>
       </w:r>
       <w:r>
         <w:rPr>
@@ -4141,24 +2338,6 @@
         </w:rPr>
         <w:t xml:space="preserve"> SED, pues, imitadores de Dios como hijos amados:</w:t>
       </w:r>
-      <w:r>
-        <w:rPr>
-          <w:lang w:val="es_ES" w:bidi="es_ES"/>
-        </w:rPr>
-      </w:r>
-      <w:r>
-        <w:rPr>
-          <w:lang w:val="es_ES" w:bidi="es_ES"/>
-        </w:rPr>
-      </w:r>
-    </w:p>
-    <w:p>
-      <w:pPr/>
-      <w:r>
-        <w:rPr>
-          <w:lang w:val="es_ES" w:bidi="es_ES"/>
-        </w:rPr>
-      </w:r>
     </w:p>
     <w:p>
       <w:pPr/>
@@ -4180,24 +2359,6 @@
         </w:rPr>
         <w:t xml:space="preserve"> Y andad en amor, como también Cristo nos amó, y se entregó á sí mismo por nosotros, ofrenda y sacrificio á Dios en olor suave.</w:t>
       </w:r>
-      <w:r>
-        <w:rPr>
-          <w:lang w:val="es_ES" w:bidi="es_ES"/>
-        </w:rPr>
-      </w:r>
-      <w:r>
-        <w:rPr>
-          <w:lang w:val="es_ES" w:bidi="es_ES"/>
-        </w:rPr>
-      </w:r>
-    </w:p>
-    <w:p>
-      <w:pPr/>
-      <w:r>
-        <w:rPr>
-          <w:lang w:val="es_ES" w:bidi="es_ES"/>
-        </w:rPr>
-      </w:r>
     </w:p>
     <w:p>
       <w:pPr/>
@@ -4219,24 +2380,6 @@
         </w:rPr>
         <w:t xml:space="preserve"> Pero fornicación y toda inmundicia, ó avaricia, ni aun se nombre entre vosotros, como conviene á santos;</w:t>
       </w:r>
-      <w:r>
-        <w:rPr>
-          <w:lang w:val="es_ES" w:bidi="es_ES"/>
-        </w:rPr>
-      </w:r>
-      <w:r>
-        <w:rPr>
-          <w:lang w:val="es_ES" w:bidi="es_ES"/>
-        </w:rPr>
-      </w:r>
-    </w:p>
-    <w:p>
-      <w:pPr/>
-      <w:r>
-        <w:rPr>
-          <w:lang w:val="es_ES" w:bidi="es_ES"/>
-        </w:rPr>
-      </w:r>
     </w:p>
     <w:p>
       <w:pPr/>
@@ -4258,24 +2401,6 @@
         </w:rPr>
         <w:t xml:space="preserve"> Ni palabras torpes, ni necedades, ni truhanerías, que no convienen; sino antes bien acciones de gracias.</w:t>
       </w:r>
-      <w:r>
-        <w:rPr>
-          <w:lang w:val="es_ES" w:bidi="es_ES"/>
-        </w:rPr>
-      </w:r>
-      <w:r>
-        <w:rPr>
-          <w:lang w:val="es_ES" w:bidi="es_ES"/>
-        </w:rPr>
-      </w:r>
-    </w:p>
-    <w:p>
-      <w:pPr/>
-      <w:r>
-        <w:rPr>
-          <w:lang w:val="es_ES" w:bidi="es_ES"/>
-        </w:rPr>
-      </w:r>
     </w:p>
     <w:p>
       <w:pPr/>
@@ -4297,24 +2422,6 @@
         </w:rPr>
         <w:t xml:space="preserve"> Porque sabéis esto, que ningún fornicario, ó inmundo, ó avaro, que es servidor de ídolos, tiene herencia en el reino de Cristo y de Dios.</w:t>
       </w:r>
-      <w:r>
-        <w:rPr>
-          <w:lang w:val="es_ES" w:bidi="es_ES"/>
-        </w:rPr>
-      </w:r>
-      <w:r>
-        <w:rPr>
-          <w:lang w:val="es_ES" w:bidi="es_ES"/>
-        </w:rPr>
-      </w:r>
-    </w:p>
-    <w:p>
-      <w:pPr/>
-      <w:r>
-        <w:rPr>
-          <w:lang w:val="es_ES" w:bidi="es_ES"/>
-        </w:rPr>
-      </w:r>
     </w:p>
     <w:p>
       <w:pPr/>
@@ -4336,24 +2443,6 @@
         </w:rPr>
         <w:t xml:space="preserve"> Nadie os engañe con palabras vanas; porque por estas cosas viene la ira de Dios sobre los hijos de desobediencia.</w:t>
       </w:r>
-      <w:r>
-        <w:rPr>
-          <w:lang w:val="es_ES" w:bidi="es_ES"/>
-        </w:rPr>
-      </w:r>
-      <w:r>
-        <w:rPr>
-          <w:lang w:val="es_ES" w:bidi="es_ES"/>
-        </w:rPr>
-      </w:r>
-    </w:p>
-    <w:p>
-      <w:pPr/>
-      <w:r>
-        <w:rPr>
-          <w:lang w:val="es_ES" w:bidi="es_ES"/>
-        </w:rPr>
-      </w:r>
     </w:p>
     <w:p>
       <w:pPr/>
@@ -4375,24 +2464,6 @@
         </w:rPr>
         <w:t xml:space="preserve"> No seáis pues aparceros con ellos;</w:t>
       </w:r>
-      <w:r>
-        <w:rPr>
-          <w:lang w:val="es_ES" w:bidi="es_ES"/>
-        </w:rPr>
-      </w:r>
-      <w:r>
-        <w:rPr>
-          <w:lang w:val="es_ES" w:bidi="es_ES"/>
-        </w:rPr>
-      </w:r>
-    </w:p>
-    <w:p>
-      <w:pPr/>
-      <w:r>
-        <w:rPr>
-          <w:lang w:val="es_ES" w:bidi="es_ES"/>
-        </w:rPr>
-      </w:r>
     </w:p>
     <w:p>
       <w:pPr/>
@@ -4414,24 +2485,6 @@
         </w:rPr>
         <w:t xml:space="preserve"> Porque en otro tiempo erais tinieblas; mas ahora sois luz en el Señor: andad como hijos de luz,</w:t>
       </w:r>
-      <w:r>
-        <w:rPr>
-          <w:lang w:val="es_ES" w:bidi="es_ES"/>
-        </w:rPr>
-      </w:r>
-      <w:r>
-        <w:rPr>
-          <w:lang w:val="es_ES" w:bidi="es_ES"/>
-        </w:rPr>
-      </w:r>
-    </w:p>
-    <w:p>
-      <w:pPr/>
-      <w:r>
-        <w:rPr>
-          <w:lang w:val="es_ES" w:bidi="es_ES"/>
-        </w:rPr>
-      </w:r>
     </w:p>
     <w:p>
       <w:pPr/>
@@ -4453,24 +2506,6 @@
         </w:rPr>
         <w:t xml:space="preserve"> (Porque el fruto del Espíritu es en toda bondad, y justicia, y verdad;)</w:t>
       </w:r>
-      <w:r>
-        <w:rPr>
-          <w:lang w:val="es_ES" w:bidi="es_ES"/>
-        </w:rPr>
-      </w:r>
-      <w:r>
-        <w:rPr>
-          <w:lang w:val="es_ES" w:bidi="es_ES"/>
-        </w:rPr>
-      </w:r>
-    </w:p>
-    <w:p>
-      <w:pPr/>
-      <w:r>
-        <w:rPr>
-          <w:lang w:val="es_ES" w:bidi="es_ES"/>
-        </w:rPr>
-      </w:r>
     </w:p>
     <w:p>
       <w:pPr/>
@@ -4492,24 +2527,6 @@
         </w:rPr>
         <w:t xml:space="preserve"> Aprobando lo que es agradable al Señor.</w:t>
       </w:r>
-      <w:r>
-        <w:rPr>
-          <w:lang w:val="es_ES" w:bidi="es_ES"/>
-        </w:rPr>
-      </w:r>
-      <w:r>
-        <w:rPr>
-          <w:lang w:val="es_ES" w:bidi="es_ES"/>
-        </w:rPr>
-      </w:r>
-    </w:p>
-    <w:p>
-      <w:pPr/>
-      <w:r>
-        <w:rPr>
-          <w:lang w:val="es_ES" w:bidi="es_ES"/>
-        </w:rPr>
-      </w:r>
     </w:p>
     <w:p>
       <w:pPr/>
@@ -4531,24 +2548,6 @@
         </w:rPr>
         <w:t xml:space="preserve"> Y no comuniquéis con las obras infructuosas de las tinieblas; sino antes bien redargüidlas.</w:t>
       </w:r>
-      <w:r>
-        <w:rPr>
-          <w:lang w:val="es_ES" w:bidi="es_ES"/>
-        </w:rPr>
-      </w:r>
-      <w:r>
-        <w:rPr>
-          <w:lang w:val="es_ES" w:bidi="es_ES"/>
-        </w:rPr>
-      </w:r>
-    </w:p>
-    <w:p>
-      <w:pPr/>
-      <w:r>
-        <w:rPr>
-          <w:lang w:val="es_ES" w:bidi="es_ES"/>
-        </w:rPr>
-      </w:r>
     </w:p>
     <w:p>
       <w:pPr/>
@@ -4570,24 +2569,6 @@
         </w:rPr>
         <w:t xml:space="preserve"> Porque torpe cosa es aun hablar de lo que ellos hacen en oculto.</w:t>
       </w:r>
-      <w:r>
-        <w:rPr>
-          <w:lang w:val="es_ES" w:bidi="es_ES"/>
-        </w:rPr>
-      </w:r>
-      <w:r>
-        <w:rPr>
-          <w:lang w:val="es_ES" w:bidi="es_ES"/>
-        </w:rPr>
-      </w:r>
-    </w:p>
-    <w:p>
-      <w:pPr/>
-      <w:r>
-        <w:rPr>
-          <w:lang w:val="es_ES" w:bidi="es_ES"/>
-        </w:rPr>
-      </w:r>
     </w:p>
     <w:p>
       <w:pPr/>
@@ -4609,24 +2590,6 @@
         </w:rPr>
         <w:t xml:space="preserve"> Mas todas las cosas cuando son redargüidas, son manifestadas por la luz; porque lo que manifiesta todo, la luz es.</w:t>
       </w:r>
-      <w:r>
-        <w:rPr>
-          <w:lang w:val="es_ES" w:bidi="es_ES"/>
-        </w:rPr>
-      </w:r>
-      <w:r>
-        <w:rPr>
-          <w:lang w:val="es_ES" w:bidi="es_ES"/>
-        </w:rPr>
-      </w:r>
-    </w:p>
-    <w:p>
-      <w:pPr/>
-      <w:r>
-        <w:rPr>
-          <w:lang w:val="es_ES" w:bidi="es_ES"/>
-        </w:rPr>
-      </w:r>
     </w:p>
     <w:p>
       <w:pPr/>
@@ -4648,24 +2611,6 @@
         </w:rPr>
         <w:t xml:space="preserve"> Por lo cual dice: Despiértate, tú que duermes, y levántate de los muertos, y te alumbrará Cristo.</w:t>
       </w:r>
-      <w:r>
-        <w:rPr>
-          <w:lang w:val="es_ES" w:bidi="es_ES"/>
-        </w:rPr>
-      </w:r>
-      <w:r>
-        <w:rPr>
-          <w:lang w:val="es_ES" w:bidi="es_ES"/>
-        </w:rPr>
-      </w:r>
-    </w:p>
-    <w:p>
-      <w:pPr/>
-      <w:r>
-        <w:rPr>
-          <w:lang w:val="es_ES" w:bidi="es_ES"/>
-        </w:rPr>
-      </w:r>
     </w:p>
     <w:p>
       <w:pPr/>
@@ -4687,24 +2632,6 @@
         </w:rPr>
         <w:t xml:space="preserve"> Mirad, pues, cómo andéis avisadamente; no como necios, mas como sabios;</w:t>
       </w:r>
-      <w:r>
-        <w:rPr>
-          <w:lang w:val="es_ES" w:bidi="es_ES"/>
-        </w:rPr>
-      </w:r>
-      <w:r>
-        <w:rPr>
-          <w:lang w:val="es_ES" w:bidi="es_ES"/>
-        </w:rPr>
-      </w:r>
-    </w:p>
-    <w:p>
-      <w:pPr/>
-      <w:r>
-        <w:rPr>
-          <w:lang w:val="es_ES" w:bidi="es_ES"/>
-        </w:rPr>
-      </w:r>
     </w:p>
     <w:p>
       <w:pPr/>
@@ -4726,24 +2653,6 @@
         </w:rPr>
         <w:t xml:space="preserve"> Redimiendo el tiempo, porque los días son malos.</w:t>
       </w:r>
-      <w:r>
-        <w:rPr>
-          <w:lang w:val="es_ES" w:bidi="es_ES"/>
-        </w:rPr>
-      </w:r>
-      <w:r>
-        <w:rPr>
-          <w:lang w:val="es_ES" w:bidi="es_ES"/>
-        </w:rPr>
-      </w:r>
-    </w:p>
-    <w:p>
-      <w:pPr/>
-      <w:r>
-        <w:rPr>
-          <w:lang w:val="es_ES" w:bidi="es_ES"/>
-        </w:rPr>
-      </w:r>
     </w:p>
     <w:p>
       <w:pPr/>
@@ -4765,24 +2674,6 @@
         </w:rPr>
         <w:t xml:space="preserve"> Por tanto, no seáis imprudentes, sino entendidos de cuál sea la voluntad del Señor.</w:t>
       </w:r>
-      <w:r>
-        <w:rPr>
-          <w:lang w:val="es_ES" w:bidi="es_ES"/>
-        </w:rPr>
-      </w:r>
-      <w:r>
-        <w:rPr>
-          <w:lang w:val="es_ES" w:bidi="es_ES"/>
-        </w:rPr>
-      </w:r>
-    </w:p>
-    <w:p>
-      <w:pPr/>
-      <w:r>
-        <w:rPr>
-          <w:lang w:val="es_ES" w:bidi="es_ES"/>
-        </w:rPr>
-      </w:r>
     </w:p>
     <w:p>
       <w:pPr/>
@@ -4804,24 +2695,6 @@
         </w:rPr>
         <w:t xml:space="preserve"> Y no os embriaguéis de vino, en lo cual hay disolución; mas sed llenos de Espíritu;</w:t>
       </w:r>
-      <w:r>
-        <w:rPr>
-          <w:lang w:val="es_ES" w:bidi="es_ES"/>
-        </w:rPr>
-      </w:r>
-      <w:r>
-        <w:rPr>
-          <w:lang w:val="es_ES" w:bidi="es_ES"/>
-        </w:rPr>
-      </w:r>
-    </w:p>
-    <w:p>
-      <w:pPr/>
-      <w:r>
-        <w:rPr>
-          <w:lang w:val="es_ES" w:bidi="es_ES"/>
-        </w:rPr>
-      </w:r>
     </w:p>
     <w:p>
       <w:pPr/>
@@ -4843,24 +2716,6 @@
         </w:rPr>
         <w:t xml:space="preserve"> Hablando entre vosotros con salmos, y con himnos, y canciones espirituales, cantando y alabando al Señor en vuestros corazones;</w:t>
       </w:r>
-      <w:r>
-        <w:rPr>
-          <w:lang w:val="es_ES" w:bidi="es_ES"/>
-        </w:rPr>
-      </w:r>
-      <w:r>
-        <w:rPr>
-          <w:lang w:val="es_ES" w:bidi="es_ES"/>
-        </w:rPr>
-      </w:r>
-    </w:p>
-    <w:p>
-      <w:pPr/>
-      <w:r>
-        <w:rPr>
-          <w:lang w:val="es_ES" w:bidi="es_ES"/>
-        </w:rPr>
-      </w:r>
     </w:p>
     <w:p>
       <w:pPr/>
@@ -4882,24 +2737,6 @@
         </w:rPr>
         <w:t xml:space="preserve"> Dando gracias siempre de todo al Dios y Padre en el nombre de nuestro Señor Jesucristo:</w:t>
       </w:r>
-      <w:r>
-        <w:rPr>
-          <w:lang w:val="es_ES" w:bidi="es_ES"/>
-        </w:rPr>
-      </w:r>
-      <w:r>
-        <w:rPr>
-          <w:lang w:val="es_ES" w:bidi="es_ES"/>
-        </w:rPr>
-      </w:r>
-    </w:p>
-    <w:p>
-      <w:pPr/>
-      <w:r>
-        <w:rPr>
-          <w:lang w:val="es_ES" w:bidi="es_ES"/>
-        </w:rPr>
-      </w:r>
     </w:p>
     <w:p>
       <w:pPr/>
@@ -4921,24 +2758,6 @@
         </w:rPr>
         <w:t xml:space="preserve"> Sujetados los unos á los otros en el temor de Dios.</w:t>
       </w:r>
-      <w:r>
-        <w:rPr>
-          <w:lang w:val="es_ES" w:bidi="es_ES"/>
-        </w:rPr>
-      </w:r>
-      <w:r>
-        <w:rPr>
-          <w:lang w:val="es_ES" w:bidi="es_ES"/>
-        </w:rPr>
-      </w:r>
-    </w:p>
-    <w:p>
-      <w:pPr/>
-      <w:r>
-        <w:rPr>
-          <w:lang w:val="es_ES" w:bidi="es_ES"/>
-        </w:rPr>
-      </w:r>
     </w:p>
     <w:p>
       <w:pPr/>
@@ -4960,24 +2779,6 @@
         </w:rPr>
         <w:t xml:space="preserve"> Las casadas estén sujetas á sus propios maridos, como al Señor.</w:t>
       </w:r>
-      <w:r>
-        <w:rPr>
-          <w:lang w:val="es_ES" w:bidi="es_ES"/>
-        </w:rPr>
-      </w:r>
-      <w:r>
-        <w:rPr>
-          <w:lang w:val="es_ES" w:bidi="es_ES"/>
-        </w:rPr>
-      </w:r>
-    </w:p>
-    <w:p>
-      <w:pPr/>
-      <w:r>
-        <w:rPr>
-          <w:lang w:val="es_ES" w:bidi="es_ES"/>
-        </w:rPr>
-      </w:r>
     </w:p>
     <w:p>
       <w:pPr/>
@@ -4999,24 +2800,6 @@
         </w:rPr>
         <w:t xml:space="preserve"> Porque el marido es cabeza de la mujer, así como Cristo es cabeza de la iglesia; y él es el que da la salud al cuerpo.</w:t>
       </w:r>
-      <w:r>
-        <w:rPr>
-          <w:lang w:val="es_ES" w:bidi="es_ES"/>
-        </w:rPr>
-      </w:r>
-      <w:r>
-        <w:rPr>
-          <w:lang w:val="es_ES" w:bidi="es_ES"/>
-        </w:rPr>
-      </w:r>
-    </w:p>
-    <w:p>
-      <w:pPr/>
-      <w:r>
-        <w:rPr>
-          <w:lang w:val="es_ES" w:bidi="es_ES"/>
-        </w:rPr>
-      </w:r>
     </w:p>
     <w:p>
       <w:pPr/>
@@ -5038,24 +2821,6 @@
         </w:rPr>
         <w:t xml:space="preserve"> Así que, como la iglesia está sujeta á Cristo, así también las casadas lo estén á sus maridos en todo.</w:t>
       </w:r>
-      <w:r>
-        <w:rPr>
-          <w:lang w:val="es_ES" w:bidi="es_ES"/>
-        </w:rPr>
-      </w:r>
-      <w:r>
-        <w:rPr>
-          <w:lang w:val="es_ES" w:bidi="es_ES"/>
-        </w:rPr>
-      </w:r>
-    </w:p>
-    <w:p>
-      <w:pPr/>
-      <w:r>
-        <w:rPr>
-          <w:lang w:val="es_ES" w:bidi="es_ES"/>
-        </w:rPr>
-      </w:r>
     </w:p>
     <w:p>
       <w:pPr/>
@@ -5077,24 +2842,6 @@
         </w:rPr>
         <w:t xml:space="preserve"> Maridos, amad á vuestras mujeres, así como Cristo amó á la iglesia, y se entregó á sí mismo por ella,</w:t>
       </w:r>
-      <w:r>
-        <w:rPr>
-          <w:lang w:val="es_ES" w:bidi="es_ES"/>
-        </w:rPr>
-      </w:r>
-      <w:r>
-        <w:rPr>
-          <w:lang w:val="es_ES" w:bidi="es_ES"/>
-        </w:rPr>
-      </w:r>
-    </w:p>
-    <w:p>
-      <w:pPr/>
-      <w:r>
-        <w:rPr>
-          <w:lang w:val="es_ES" w:bidi="es_ES"/>
-        </w:rPr>
-      </w:r>
     </w:p>
     <w:p>
       <w:pPr/>
@@ -5116,24 +2863,6 @@
         </w:rPr>
         <w:t xml:space="preserve"> Para santificarla limpiándola en el lavacro del agua por la palabra,</w:t>
       </w:r>
-      <w:r>
-        <w:rPr>
-          <w:lang w:val="es_ES" w:bidi="es_ES"/>
-        </w:rPr>
-      </w:r>
-      <w:r>
-        <w:rPr>
-          <w:lang w:val="es_ES" w:bidi="es_ES"/>
-        </w:rPr>
-      </w:r>
-    </w:p>
-    <w:p>
-      <w:pPr/>
-      <w:r>
-        <w:rPr>
-          <w:lang w:val="es_ES" w:bidi="es_ES"/>
-        </w:rPr>
-      </w:r>
     </w:p>
     <w:p>
       <w:pPr/>
@@ -5155,24 +2884,6 @@
         </w:rPr>
         <w:t xml:space="preserve"> Para presentársela gloriosa para sí, una iglesia que no tuviese mancha ni arruga, ni cosa semejante; sino que fuese santa y sin mancha.</w:t>
       </w:r>
-      <w:r>
-        <w:rPr>
-          <w:lang w:val="es_ES" w:bidi="es_ES"/>
-        </w:rPr>
-      </w:r>
-      <w:r>
-        <w:rPr>
-          <w:lang w:val="es_ES" w:bidi="es_ES"/>
-        </w:rPr>
-      </w:r>
-    </w:p>
-    <w:p>
-      <w:pPr/>
-      <w:r>
-        <w:rPr>
-          <w:lang w:val="es_ES" w:bidi="es_ES"/>
-        </w:rPr>
-      </w:r>
     </w:p>
     <w:p>
       <w:pPr/>
@@ -5194,24 +2905,6 @@
         </w:rPr>
         <w:t xml:space="preserve"> Así también los maridos deben amar á sus mujeres como á sus mismos cuerpos. El que ama á su mujer, á sí mismo se ama.</w:t>
       </w:r>
-      <w:r>
-        <w:rPr>
-          <w:lang w:val="es_ES" w:bidi="es_ES"/>
-        </w:rPr>
-      </w:r>
-      <w:r>
-        <w:rPr>
-          <w:lang w:val="es_ES" w:bidi="es_ES"/>
-        </w:rPr>
-      </w:r>
-    </w:p>
-    <w:p>
-      <w:pPr/>
-      <w:r>
-        <w:rPr>
-          <w:lang w:val="es_ES" w:bidi="es_ES"/>
-        </w:rPr>
-      </w:r>
     </w:p>
     <w:p>
       <w:pPr/>
@@ -5233,24 +2926,6 @@
         </w:rPr>
         <w:t xml:space="preserve"> Porque ninguno aborreció jamás á su propia carne, antes la sustenta y regala, como también Cristo á la iglesia;</w:t>
       </w:r>
-      <w:r>
-        <w:rPr>
-          <w:lang w:val="es_ES" w:bidi="es_ES"/>
-        </w:rPr>
-      </w:r>
-      <w:r>
-        <w:rPr>
-          <w:lang w:val="es_ES" w:bidi="es_ES"/>
-        </w:rPr>
-      </w:r>
-    </w:p>
-    <w:p>
-      <w:pPr/>
-      <w:r>
-        <w:rPr>
-          <w:lang w:val="es_ES" w:bidi="es_ES"/>
-        </w:rPr>
-      </w:r>
     </w:p>
     <w:p>
       <w:pPr/>
@@ -5272,24 +2947,6 @@
         </w:rPr>
         <w:t xml:space="preserve"> Porque somos miembros de su cuerpo, de su carne y de sus huesos.</w:t>
       </w:r>
-      <w:r>
-        <w:rPr>
-          <w:lang w:val="es_ES" w:bidi="es_ES"/>
-        </w:rPr>
-      </w:r>
-      <w:r>
-        <w:rPr>
-          <w:lang w:val="es_ES" w:bidi="es_ES"/>
-        </w:rPr>
-      </w:r>
-    </w:p>
-    <w:p>
-      <w:pPr/>
-      <w:r>
-        <w:rPr>
-          <w:lang w:val="es_ES" w:bidi="es_ES"/>
-        </w:rPr>
-      </w:r>
     </w:p>
     <w:p>
       <w:pPr/>
@@ -5311,24 +2968,6 @@
         </w:rPr>
         <w:t xml:space="preserve"> Por esto dejará el hombre á su padre y á su madre, y se allegará á su mujer, y serán dos en una carne.</w:t>
       </w:r>
-      <w:r>
-        <w:rPr>
-          <w:lang w:val="es_ES" w:bidi="es_ES"/>
-        </w:rPr>
-      </w:r>
-      <w:r>
-        <w:rPr>
-          <w:lang w:val="es_ES" w:bidi="es_ES"/>
-        </w:rPr>
-      </w:r>
-    </w:p>
-    <w:p>
-      <w:pPr/>
-      <w:r>
-        <w:rPr>
-          <w:lang w:val="es_ES" w:bidi="es_ES"/>
-        </w:rPr>
-      </w:r>
     </w:p>
     <w:p>
       <w:pPr/>
@@ -5350,24 +2989,6 @@
         </w:rPr>
         <w:t xml:space="preserve"> Este misterio grande es: mas yo digo esto con respecto á Cristo y á la iglesia.</w:t>
       </w:r>
-      <w:r>
-        <w:rPr>
-          <w:lang w:val="es_ES" w:bidi="es_ES"/>
-        </w:rPr>
-      </w:r>
-      <w:r>
-        <w:rPr>
-          <w:lang w:val="es_ES" w:bidi="es_ES"/>
-        </w:rPr>
-      </w:r>
-    </w:p>
-    <w:p>
-      <w:pPr/>
-      <w:r>
-        <w:rPr>
-          <w:lang w:val="es_ES" w:bidi="es_ES"/>
-        </w:rPr>
-      </w:r>
     </w:p>
     <w:p>
       <w:pPr/>
@@ -5389,24 +3010,6 @@
         </w:rPr>
         <w:t xml:space="preserve"> Cada uno empero de vosotros de por sí, ame también á su mujer como á sí mismo; y la mujer reverencie á su marido.</w:t>
       </w:r>
-      <w:r>
-        <w:rPr>
-          <w:lang w:val="es_ES" w:bidi="es_ES"/>
-        </w:rPr>
-      </w:r>
-      <w:r>
-        <w:rPr>
-          <w:lang w:val="es_ES" w:bidi="es_ES"/>
-        </w:rPr>
-      </w:r>
-    </w:p>
-    <w:p>
-      <w:pPr/>
-      <w:r>
-        <w:rPr>
-          <w:lang w:val="es_ES" w:bidi="es_ES"/>
-        </w:rPr>
-      </w:r>
     </w:p>
     <w:p>
       <w:pPr>
@@ -5416,7 +3019,7 @@
         <w:rPr>
           <w:lang w:val="es_ES" w:bidi="es_ES"/>
         </w:rPr>
-        <w:t>Ephesians 6:1</w:t>
+        <w:t>Efesios 6:1</w:t>
       </w:r>
       <w:r>
         <w:rPr>
@@ -5444,24 +3047,6 @@
         </w:rPr>
         <w:t xml:space="preserve"> HIJOS, obedeced en el Señor á vuestros padres; porque esto es justo.</w:t>
       </w:r>
-      <w:r>
-        <w:rPr>
-          <w:lang w:val="es_ES" w:bidi="es_ES"/>
-        </w:rPr>
-      </w:r>
-      <w:r>
-        <w:rPr>
-          <w:lang w:val="es_ES" w:bidi="es_ES"/>
-        </w:rPr>
-      </w:r>
-    </w:p>
-    <w:p>
-      <w:pPr/>
-      <w:r>
-        <w:rPr>
-          <w:lang w:val="es_ES" w:bidi="es_ES"/>
-        </w:rPr>
-      </w:r>
     </w:p>
     <w:p>
       <w:pPr/>
@@ -5483,24 +3068,6 @@
         </w:rPr>
         <w:t xml:space="preserve"> Honra á tu padre y á tu madre, que es el primer mandamiento con promesa,</w:t>
       </w:r>
-      <w:r>
-        <w:rPr>
-          <w:lang w:val="es_ES" w:bidi="es_ES"/>
-        </w:rPr>
-      </w:r>
-      <w:r>
-        <w:rPr>
-          <w:lang w:val="es_ES" w:bidi="es_ES"/>
-        </w:rPr>
-      </w:r>
-    </w:p>
-    <w:p>
-      <w:pPr/>
-      <w:r>
-        <w:rPr>
-          <w:lang w:val="es_ES" w:bidi="es_ES"/>
-        </w:rPr>
-      </w:r>
     </w:p>
     <w:p>
       <w:pPr/>
@@ -5522,24 +3089,6 @@
         </w:rPr>
         <w:t xml:space="preserve"> Para que te vaya bien, y seas de larga vida sobre la tierra.</w:t>
       </w:r>
-      <w:r>
-        <w:rPr>
-          <w:lang w:val="es_ES" w:bidi="es_ES"/>
-        </w:rPr>
-      </w:r>
-      <w:r>
-        <w:rPr>
-          <w:lang w:val="es_ES" w:bidi="es_ES"/>
-        </w:rPr>
-      </w:r>
-    </w:p>
-    <w:p>
-      <w:pPr/>
-      <w:r>
-        <w:rPr>
-          <w:lang w:val="es_ES" w:bidi="es_ES"/>
-        </w:rPr>
-      </w:r>
     </w:p>
     <w:p>
       <w:pPr/>
@@ -5561,24 +3110,6 @@
         </w:rPr>
         <w:t xml:space="preserve"> Y vosotros, padres, no provoquéis á ira á vuestros hijos; sino criadlos en disciplina y amonestación del Señor.</w:t>
       </w:r>
-      <w:r>
-        <w:rPr>
-          <w:lang w:val="es_ES" w:bidi="es_ES"/>
-        </w:rPr>
-      </w:r>
-      <w:r>
-        <w:rPr>
-          <w:lang w:val="es_ES" w:bidi="es_ES"/>
-        </w:rPr>
-      </w:r>
-    </w:p>
-    <w:p>
-      <w:pPr/>
-      <w:r>
-        <w:rPr>
-          <w:lang w:val="es_ES" w:bidi="es_ES"/>
-        </w:rPr>
-      </w:r>
     </w:p>
     <w:p>
       <w:pPr/>
@@ -5600,24 +3131,6 @@
         </w:rPr>
         <w:t xml:space="preserve"> Siervos, obedeced á vuestros amos según la carne con temor y temblor, con sencillez de vuestro corazón, como á Cristo;</w:t>
       </w:r>
-      <w:r>
-        <w:rPr>
-          <w:lang w:val="es_ES" w:bidi="es_ES"/>
-        </w:rPr>
-      </w:r>
-      <w:r>
-        <w:rPr>
-          <w:lang w:val="es_ES" w:bidi="es_ES"/>
-        </w:rPr>
-      </w:r>
-    </w:p>
-    <w:p>
-      <w:pPr/>
-      <w:r>
-        <w:rPr>
-          <w:lang w:val="es_ES" w:bidi="es_ES"/>
-        </w:rPr>
-      </w:r>
     </w:p>
     <w:p>
       <w:pPr/>
@@ -5639,24 +3152,6 @@
         </w:rPr>
         <w:t xml:space="preserve"> No sirviendo al ojo, como los que agradan á los hombres; sino como siervos de Cristo, haciendo de ánimo la voluntad de Dios;</w:t>
       </w:r>
-      <w:r>
-        <w:rPr>
-          <w:lang w:val="es_ES" w:bidi="es_ES"/>
-        </w:rPr>
-      </w:r>
-      <w:r>
-        <w:rPr>
-          <w:lang w:val="es_ES" w:bidi="es_ES"/>
-        </w:rPr>
-      </w:r>
-    </w:p>
-    <w:p>
-      <w:pPr/>
-      <w:r>
-        <w:rPr>
-          <w:lang w:val="es_ES" w:bidi="es_ES"/>
-        </w:rPr>
-      </w:r>
     </w:p>
     <w:p>
       <w:pPr/>
@@ -5678,24 +3173,6 @@
         </w:rPr>
         <w:t xml:space="preserve"> Sirviendo con buena voluntad, como al Señor, y no á los hombres;</w:t>
       </w:r>
-      <w:r>
-        <w:rPr>
-          <w:lang w:val="es_ES" w:bidi="es_ES"/>
-        </w:rPr>
-      </w:r>
-      <w:r>
-        <w:rPr>
-          <w:lang w:val="es_ES" w:bidi="es_ES"/>
-        </w:rPr>
-      </w:r>
-    </w:p>
-    <w:p>
-      <w:pPr/>
-      <w:r>
-        <w:rPr>
-          <w:lang w:val="es_ES" w:bidi="es_ES"/>
-        </w:rPr>
-      </w:r>
     </w:p>
     <w:p>
       <w:pPr/>
@@ -5717,24 +3194,6 @@
         </w:rPr>
         <w:t xml:space="preserve"> Sabiendo que el bien que cada uno hiciere, esto recibirá del Señor, sea siervo ó sea libre.</w:t>
       </w:r>
-      <w:r>
-        <w:rPr>
-          <w:lang w:val="es_ES" w:bidi="es_ES"/>
-        </w:rPr>
-      </w:r>
-      <w:r>
-        <w:rPr>
-          <w:lang w:val="es_ES" w:bidi="es_ES"/>
-        </w:rPr>
-      </w:r>
-    </w:p>
-    <w:p>
-      <w:pPr/>
-      <w:r>
-        <w:rPr>
-          <w:lang w:val="es_ES" w:bidi="es_ES"/>
-        </w:rPr>
-      </w:r>
     </w:p>
     <w:p>
       <w:pPr/>
@@ -5756,24 +3215,6 @@
         </w:rPr>
         <w:t xml:space="preserve"> Y vosotros, amos, haced á ellos lo mismo, dejando las amenazas: sabiendo que el Señor de ellos y vuestro está en los cielos, y que no hay acepción de personas con él.</w:t>
       </w:r>
-      <w:r>
-        <w:rPr>
-          <w:lang w:val="es_ES" w:bidi="es_ES"/>
-        </w:rPr>
-      </w:r>
-      <w:r>
-        <w:rPr>
-          <w:lang w:val="es_ES" w:bidi="es_ES"/>
-        </w:rPr>
-      </w:r>
-    </w:p>
-    <w:p>
-      <w:pPr/>
-      <w:r>
-        <w:rPr>
-          <w:lang w:val="es_ES" w:bidi="es_ES"/>
-        </w:rPr>
-      </w:r>
     </w:p>
     <w:p>
       <w:pPr/>
@@ -5795,24 +3236,6 @@
         </w:rPr>
         <w:t xml:space="preserve"> Por lo demás, hermanos míos, confortaos en el Señor, y en la potencia de su fortaleza.</w:t>
       </w:r>
-      <w:r>
-        <w:rPr>
-          <w:lang w:val="es_ES" w:bidi="es_ES"/>
-        </w:rPr>
-      </w:r>
-      <w:r>
-        <w:rPr>
-          <w:lang w:val="es_ES" w:bidi="es_ES"/>
-        </w:rPr>
-      </w:r>
-    </w:p>
-    <w:p>
-      <w:pPr/>
-      <w:r>
-        <w:rPr>
-          <w:lang w:val="es_ES" w:bidi="es_ES"/>
-        </w:rPr>
-      </w:r>
     </w:p>
     <w:p>
       <w:pPr/>
@@ -5834,24 +3257,6 @@
         </w:rPr>
         <w:t xml:space="preserve"> Vestíos de toda la armadura de Dios, para que podáis estar firmes contra las asechanzas del diablo.</w:t>
       </w:r>
-      <w:r>
-        <w:rPr>
-          <w:lang w:val="es_ES" w:bidi="es_ES"/>
-        </w:rPr>
-      </w:r>
-      <w:r>
-        <w:rPr>
-          <w:lang w:val="es_ES" w:bidi="es_ES"/>
-        </w:rPr>
-      </w:r>
-    </w:p>
-    <w:p>
-      <w:pPr/>
-      <w:r>
-        <w:rPr>
-          <w:lang w:val="es_ES" w:bidi="es_ES"/>
-        </w:rPr>
-      </w:r>
     </w:p>
     <w:p>
       <w:pPr/>
@@ -5873,24 +3278,6 @@
         </w:rPr>
         <w:t xml:space="preserve"> Porque no tenemos lucha contra sangre y carne; sino contra principados, contra potestades, contra señores del mundo, gobernadores de estas tinieblas, contra malicias espirituales en los aires.</w:t>
       </w:r>
-      <w:r>
-        <w:rPr>
-          <w:lang w:val="es_ES" w:bidi="es_ES"/>
-        </w:rPr>
-      </w:r>
-      <w:r>
-        <w:rPr>
-          <w:lang w:val="es_ES" w:bidi="es_ES"/>
-        </w:rPr>
-      </w:r>
-    </w:p>
-    <w:p>
-      <w:pPr/>
-      <w:r>
-        <w:rPr>
-          <w:lang w:val="es_ES" w:bidi="es_ES"/>
-        </w:rPr>
-      </w:r>
     </w:p>
     <w:p>
       <w:pPr/>
@@ -5912,24 +3299,6 @@
         </w:rPr>
         <w:t xml:space="preserve"> Por tanto, tomad toda la armadura de Dios, para que podáis resistir en el día malo, y estar firmes, habiendo acabado todo.</w:t>
       </w:r>
-      <w:r>
-        <w:rPr>
-          <w:lang w:val="es_ES" w:bidi="es_ES"/>
-        </w:rPr>
-      </w:r>
-      <w:r>
-        <w:rPr>
-          <w:lang w:val="es_ES" w:bidi="es_ES"/>
-        </w:rPr>
-      </w:r>
-    </w:p>
-    <w:p>
-      <w:pPr/>
-      <w:r>
-        <w:rPr>
-          <w:lang w:val="es_ES" w:bidi="es_ES"/>
-        </w:rPr>
-      </w:r>
     </w:p>
     <w:p>
       <w:pPr/>
@@ -5951,24 +3320,6 @@
         </w:rPr>
         <w:t xml:space="preserve"> Estad pues firmes, ceñidos vuestros lomos de verdad, y vestidos de la cota de justicia,</w:t>
       </w:r>
-      <w:r>
-        <w:rPr>
-          <w:lang w:val="es_ES" w:bidi="es_ES"/>
-        </w:rPr>
-      </w:r>
-      <w:r>
-        <w:rPr>
-          <w:lang w:val="es_ES" w:bidi="es_ES"/>
-        </w:rPr>
-      </w:r>
-    </w:p>
-    <w:p>
-      <w:pPr/>
-      <w:r>
-        <w:rPr>
-          <w:lang w:val="es_ES" w:bidi="es_ES"/>
-        </w:rPr>
-      </w:r>
     </w:p>
     <w:p>
       <w:pPr/>
@@ -5990,24 +3341,6 @@
         </w:rPr>
         <w:t xml:space="preserve"> Y calzados los pies con el apresto del evangelio de paz;</w:t>
       </w:r>
-      <w:r>
-        <w:rPr>
-          <w:lang w:val="es_ES" w:bidi="es_ES"/>
-        </w:rPr>
-      </w:r>
-      <w:r>
-        <w:rPr>
-          <w:lang w:val="es_ES" w:bidi="es_ES"/>
-        </w:rPr>
-      </w:r>
-    </w:p>
-    <w:p>
-      <w:pPr/>
-      <w:r>
-        <w:rPr>
-          <w:lang w:val="es_ES" w:bidi="es_ES"/>
-        </w:rPr>
-      </w:r>
     </w:p>
     <w:p>
       <w:pPr/>
@@ -6029,24 +3362,6 @@
         </w:rPr>
         <w:t xml:space="preserve"> Sobre todo, tomando el escudo de la fe, con que podáis apagar todos los dardos de fuego del maligno.</w:t>
       </w:r>
-      <w:r>
-        <w:rPr>
-          <w:lang w:val="es_ES" w:bidi="es_ES"/>
-        </w:rPr>
-      </w:r>
-      <w:r>
-        <w:rPr>
-          <w:lang w:val="es_ES" w:bidi="es_ES"/>
-        </w:rPr>
-      </w:r>
-    </w:p>
-    <w:p>
-      <w:pPr/>
-      <w:r>
-        <w:rPr>
-          <w:lang w:val="es_ES" w:bidi="es_ES"/>
-        </w:rPr>
-      </w:r>
     </w:p>
     <w:p>
       <w:pPr/>
@@ -6068,24 +3383,6 @@
         </w:rPr>
         <w:t xml:space="preserve"> Y tomad el yelmo de salud, y la espada del Espíritu; que es la palabra de Dios;</w:t>
       </w:r>
-      <w:r>
-        <w:rPr>
-          <w:lang w:val="es_ES" w:bidi="es_ES"/>
-        </w:rPr>
-      </w:r>
-      <w:r>
-        <w:rPr>
-          <w:lang w:val="es_ES" w:bidi="es_ES"/>
-        </w:rPr>
-      </w:r>
-    </w:p>
-    <w:p>
-      <w:pPr/>
-      <w:r>
-        <w:rPr>
-          <w:lang w:val="es_ES" w:bidi="es_ES"/>
-        </w:rPr>
-      </w:r>
     </w:p>
     <w:p>
       <w:pPr/>
@@ -6107,24 +3404,6 @@
         </w:rPr>
         <w:t xml:space="preserve"> Orando en todo tiempo con toda deprecación y súplica en el Espíritu, y velando en ello con toda instancia y suplicación por todos los santos,</w:t>
       </w:r>
-      <w:r>
-        <w:rPr>
-          <w:lang w:val="es_ES" w:bidi="es_ES"/>
-        </w:rPr>
-      </w:r>
-      <w:r>
-        <w:rPr>
-          <w:lang w:val="es_ES" w:bidi="es_ES"/>
-        </w:rPr>
-      </w:r>
-    </w:p>
-    <w:p>
-      <w:pPr/>
-      <w:r>
-        <w:rPr>
-          <w:lang w:val="es_ES" w:bidi="es_ES"/>
-        </w:rPr>
-      </w:r>
     </w:p>
     <w:p>
       <w:pPr/>
@@ -6146,24 +3425,6 @@
         </w:rPr>
         <w:t xml:space="preserve"> Y por mí, para que me sea dada palabra en el abrir de mi boca con confianza, para hacer notorio el misterio del evangelio,</w:t>
       </w:r>
-      <w:r>
-        <w:rPr>
-          <w:lang w:val="es_ES" w:bidi="es_ES"/>
-        </w:rPr>
-      </w:r>
-      <w:r>
-        <w:rPr>
-          <w:lang w:val="es_ES" w:bidi="es_ES"/>
-        </w:rPr>
-      </w:r>
-    </w:p>
-    <w:p>
-      <w:pPr/>
-      <w:r>
-        <w:rPr>
-          <w:lang w:val="es_ES" w:bidi="es_ES"/>
-        </w:rPr>
-      </w:r>
     </w:p>
     <w:p>
       <w:pPr/>
@@ -6185,24 +3446,6 @@
         </w:rPr>
         <w:t xml:space="preserve"> Por el cual soy embajador en cadenas; que resueltamente hable de él, como debo hablar.</w:t>
       </w:r>
-      <w:r>
-        <w:rPr>
-          <w:lang w:val="es_ES" w:bidi="es_ES"/>
-        </w:rPr>
-      </w:r>
-      <w:r>
-        <w:rPr>
-          <w:lang w:val="es_ES" w:bidi="es_ES"/>
-        </w:rPr>
-      </w:r>
-    </w:p>
-    <w:p>
-      <w:pPr/>
-      <w:r>
-        <w:rPr>
-          <w:lang w:val="es_ES" w:bidi="es_ES"/>
-        </w:rPr>
-      </w:r>
     </w:p>
     <w:p>
       <w:pPr/>
@@ -6224,24 +3467,6 @@
         </w:rPr>
         <w:t xml:space="preserve"> Mas para que también vosotros sepáis mis negocios, y cómo lo paso, todo os lo hará saber Tichîco, hermano amado y fiel ministro en el Señor:</w:t>
       </w:r>
-      <w:r>
-        <w:rPr>
-          <w:lang w:val="es_ES" w:bidi="es_ES"/>
-        </w:rPr>
-      </w:r>
-      <w:r>
-        <w:rPr>
-          <w:lang w:val="es_ES" w:bidi="es_ES"/>
-        </w:rPr>
-      </w:r>
-    </w:p>
-    <w:p>
-      <w:pPr/>
-      <w:r>
-        <w:rPr>
-          <w:lang w:val="es_ES" w:bidi="es_ES"/>
-        </w:rPr>
-      </w:r>
     </w:p>
     <w:p>
       <w:pPr/>
@@ -6263,24 +3488,6 @@
         </w:rPr>
         <w:t xml:space="preserve"> Al cual os he enviado para esto mismo, para que entendáis lo tocante á nosotros, y que consuele vuestros corazones.</w:t>
       </w:r>
-      <w:r>
-        <w:rPr>
-          <w:lang w:val="es_ES" w:bidi="es_ES"/>
-        </w:rPr>
-      </w:r>
-      <w:r>
-        <w:rPr>
-          <w:lang w:val="es_ES" w:bidi="es_ES"/>
-        </w:rPr>
-      </w:r>
-    </w:p>
-    <w:p>
-      <w:pPr/>
-      <w:r>
-        <w:rPr>
-          <w:lang w:val="es_ES" w:bidi="es_ES"/>
-        </w:rPr>
-      </w:r>
     </w:p>
     <w:p>
       <w:pPr/>
@@ -6302,24 +3509,6 @@
         </w:rPr>
         <w:t xml:space="preserve"> Paz sea á los hermanos y amor con fe, de Dios Padre y del Señor Jesucristo.</w:t>
       </w:r>
-      <w:r>
-        <w:rPr>
-          <w:lang w:val="es_ES" w:bidi="es_ES"/>
-        </w:rPr>
-      </w:r>
-      <w:r>
-        <w:rPr>
-          <w:lang w:val="es_ES" w:bidi="es_ES"/>
-        </w:rPr>
-      </w:r>
-    </w:p>
-    <w:p>
-      <w:pPr/>
-      <w:r>
-        <w:rPr>
-          <w:lang w:val="es_ES" w:bidi="es_ES"/>
-        </w:rPr>
-      </w:r>
     </w:p>
     <w:p>
       <w:pPr/>
@@ -6340,16 +3529,6 @@
           <w:lang w:val="es_ES" w:bidi="es_ES"/>
         </w:rPr>
         <w:t xml:space="preserve"> Gracia sea con todos los que aman á nuestro Señor Jesucristo en sinceridad. Amén. Escrita de Roma á los Efesios por Tichîco.</w:t>
-      </w:r>
-      <w:r>
-        <w:rPr>
-          <w:lang w:val="es_ES" w:bidi="es_ES"/>
-        </w:rPr>
-      </w:r>
-      <w:r>
-        <w:rPr>
-          <w:lang w:val="es_ES" w:bidi="es_ES"/>
-        </w:rPr>
       </w:r>
     </w:p>
     <w:sectPr>
